--- a/docs/PokeVault_Arquitectura_Front_Back.docx
+++ b/docs/PokeVault_Arquitectura_Front_Back.docx
@@ -5007,6 +5007,27 @@
           <w:t>https://www.figma.com/design/Ldz1GujeMPQjWeHBGbtCwc/Entrega-ADI</w:t>
         </w:r>
       </w:hyperlink>
+    </w:p>
+    <w:p>
+      <w:pPr>
+        <w:pStyle w:val="ListBullet"/>
+        <w:spacing w:after="80"/>
+        <w:rPr>
+          <w:lang w:val="es-AR"/>
+        </w:rPr>
+      </w:pPr>
+      <w:r>
+        <w:rPr>
+          <w:lang w:val="es-AR"/>
+        </w:rPr>
+        <w:t xml:space="preserve">Trello: </w:t>
+      </w:r>
+      <w:r>
+        <w:rPr>
+          <w:lang w:val="es-AR"/>
+        </w:rPr>
+        <w:t>https://trello.com/invite/b/6a06647b49dbea108ad066fc/ATTI0875af318c060d9c6a4b4f1eed5534fa8D2E433B/tp-desarrollo-de-aplicaciones-i-aplicaciones-moviles</w:t>
+      </w:r>
       <w:r>
         <w:rPr>
           <w:lang w:val="es-AR"/>

--- a/docs/PokeVault_Arquitectura_Front_Back.docx
+++ b/docs/PokeVault_Arquitectura_Front_Back.docx
@@ -9,28 +9,12 @@
           <w:lang w:val="es-AR"/>
         </w:rPr>
       </w:pPr>
-      <w:proofErr w:type="spellStart"/>
-      <w:r>
-        <w:rPr>
-          <w:lang w:val="es-AR"/>
-        </w:rPr>
-        <w:t>PokeVault</w:t>
-      </w:r>
-      <w:proofErr w:type="spellEnd"/>
-      <w:r>
-        <w:rPr>
-          <w:lang w:val="es-AR"/>
-        </w:rPr>
-        <w:t xml:space="preserve"> / </w:t>
-      </w:r>
-      <w:proofErr w:type="spellStart"/>
-      <w:r>
-        <w:rPr>
-          <w:lang w:val="es-AR"/>
-        </w:rPr>
-        <w:t>PokeMarket</w:t>
-      </w:r>
-      <w:proofErr w:type="spellEnd"/>
+      <w:r>
+        <w:rPr>
+          <w:lang w:val="es-AR"/>
+        </w:rPr>
+        <w:t>PokeVault / PokeMarket</w:t>
+      </w:r>
     </w:p>
     <w:p>
       <w:pPr>
@@ -55,21 +39,7 @@
         <w:rPr>
           <w:lang w:val="es-AR"/>
         </w:rPr>
-        <w:t xml:space="preserve">: problema, objetivo, alcance, arquitectura y </w:t>
-      </w:r>
-      <w:proofErr w:type="spellStart"/>
-      <w:r>
-        <w:rPr>
-          <w:lang w:val="es-AR"/>
-        </w:rPr>
-        <w:t>login</w:t>
-      </w:r>
-      <w:proofErr w:type="spellEnd"/>
-      <w:r>
-        <w:rPr>
-          <w:lang w:val="es-AR"/>
-        </w:rPr>
-        <w:t xml:space="preserve"> con Google</w:t>
+        <w:t>: problema, objetivo, alcance, arquitectura y login con Google</w:t>
       </w:r>
     </w:p>
     <w:p>
@@ -237,21 +207,7 @@
         <w:rPr>
           <w:lang w:val="es-AR"/>
         </w:rPr>
-        <w:t xml:space="preserve">demás, cuando una persona quiere una carta especifica por rareza, colección, personaje, estado o utilidad competitiva, el proceso se vuelve todavía más lento. </w:t>
-      </w:r>
-      <w:proofErr w:type="spellStart"/>
-      <w:r>
-        <w:rPr>
-          <w:lang w:val="es-AR"/>
-        </w:rPr>
-        <w:t>PokeVault</w:t>
-      </w:r>
-      <w:proofErr w:type="spellEnd"/>
-      <w:r>
-        <w:rPr>
-          <w:lang w:val="es-AR"/>
-        </w:rPr>
-        <w:t xml:space="preserve"> busca responder a ese problema centralizando la experiencia de búsqueda, selección y compra desde una aplicación móvil.</w:t>
+        <w:t>demás, cuando una persona quiere una carta especifica por rareza, colección, personaje, estado o utilidad competitiva, el proceso se vuelve todavía más lento. PokeVault busca responder a ese problema centralizando la experiencia de búsqueda, selección y compra desde una aplicación móvil.</w:t>
       </w:r>
     </w:p>
     <w:p>
@@ -419,21 +375,7 @@
         <w:rPr>
           <w:lang w:val="es-AR"/>
         </w:rPr>
-        <w:t xml:space="preserve"> en un </w:t>
-      </w:r>
-      <w:proofErr w:type="spellStart"/>
-      <w:r>
-        <w:rPr>
-          <w:lang w:val="es-AR"/>
-        </w:rPr>
-        <w:t>vault</w:t>
-      </w:r>
-      <w:proofErr w:type="spellEnd"/>
-      <w:r>
-        <w:rPr>
-          <w:lang w:val="es-AR"/>
-        </w:rPr>
-        <w:t xml:space="preserve"> personal.</w:t>
+        <w:t xml:space="preserve"> en un vault personal.</w:t>
       </w:r>
     </w:p>
     <w:p>
@@ -460,21 +402,7 @@
         <w:rPr>
           <w:lang w:val="es-AR"/>
         </w:rPr>
-        <w:t xml:space="preserve"> y validar stock desde el </w:t>
-      </w:r>
-      <w:proofErr w:type="spellStart"/>
-      <w:r>
-        <w:rPr>
-          <w:lang w:val="es-AR"/>
-        </w:rPr>
-        <w:t>backend</w:t>
-      </w:r>
-      <w:proofErr w:type="spellEnd"/>
-      <w:r>
-        <w:rPr>
-          <w:lang w:val="es-AR"/>
-        </w:rPr>
-        <w:t>.</w:t>
+        <w:t xml:space="preserve"> y validar stock desde el backend.</w:t>
       </w:r>
     </w:p>
     <w:p>
@@ -489,21 +417,7 @@
         <w:rPr>
           <w:lang w:val="es-AR"/>
         </w:rPr>
-        <w:t xml:space="preserve">Usar </w:t>
-      </w:r>
-      <w:proofErr w:type="spellStart"/>
-      <w:r>
-        <w:rPr>
-          <w:lang w:val="es-AR"/>
-        </w:rPr>
-        <w:t>login</w:t>
-      </w:r>
-      <w:proofErr w:type="spellEnd"/>
-      <w:r>
-        <w:rPr>
-          <w:lang w:val="es-AR"/>
-        </w:rPr>
-        <w:t xml:space="preserve"> con Google para una identificaci</w:t>
+        <w:t>Usar login con Google para una identificaci</w:t>
       </w:r>
       <w:r>
         <w:rPr>
@@ -762,21 +676,7 @@
         <w:rPr>
           <w:lang w:val="es-AR"/>
         </w:rPr>
-        <w:t xml:space="preserve"> y en el </w:t>
-      </w:r>
-      <w:proofErr w:type="spellStart"/>
-      <w:r>
-        <w:rPr>
-          <w:lang w:val="es-AR"/>
-        </w:rPr>
-        <w:t>backend</w:t>
-      </w:r>
-      <w:proofErr w:type="spellEnd"/>
-      <w:r>
-        <w:rPr>
-          <w:lang w:val="es-AR"/>
-        </w:rPr>
-        <w:t xml:space="preserve">. La primera </w:t>
+        <w:t xml:space="preserve"> y en el backend. La primera </w:t>
       </w:r>
       <w:r>
         <w:rPr>
@@ -823,19 +723,11 @@
           <w:lang w:val="es-AR"/>
         </w:rPr>
       </w:pPr>
-      <w:proofErr w:type="spellStart"/>
-      <w:r>
-        <w:rPr>
-          <w:lang w:val="es-AR"/>
-        </w:rPr>
-        <w:t>Frontend</w:t>
-      </w:r>
-      <w:proofErr w:type="spellEnd"/>
-      <w:r>
-        <w:rPr>
-          <w:lang w:val="es-AR"/>
-        </w:rPr>
-        <w:t xml:space="preserve"> Android con pantallas de Inicio, </w:t>
+      <w:r>
+        <w:rPr>
+          <w:lang w:val="es-AR"/>
+        </w:rPr>
+        <w:t xml:space="preserve">Frontend Android con pantallas de Inicio, </w:t>
       </w:r>
       <w:r>
         <w:rPr>
@@ -907,23 +799,7 @@
         <w:spacing w:after="80"/>
       </w:pPr>
       <w:r>
-        <w:t xml:space="preserve">Login con Google </w:t>
-      </w:r>
-      <w:proofErr w:type="spellStart"/>
-      <w:r>
-        <w:t>desde</w:t>
-      </w:r>
-      <w:proofErr w:type="spellEnd"/>
-      <w:r>
-        <w:t xml:space="preserve"> Android </w:t>
-      </w:r>
-      <w:proofErr w:type="spellStart"/>
-      <w:r>
-        <w:t>mediante</w:t>
-      </w:r>
-      <w:proofErr w:type="spellEnd"/>
-      <w:r>
-        <w:t xml:space="preserve"> Credential Manager y Google ID Token.</w:t>
+        <w:t>Login con Google desde Android mediante Credential Manager y Google ID Token.</w:t>
       </w:r>
     </w:p>
     <w:p>
@@ -938,35 +814,7 @@
         <w:rPr>
           <w:lang w:val="es-AR"/>
         </w:rPr>
-        <w:t xml:space="preserve">Sesión propia del </w:t>
-      </w:r>
-      <w:proofErr w:type="spellStart"/>
-      <w:r>
-        <w:rPr>
-          <w:lang w:val="es-AR"/>
-        </w:rPr>
-        <w:t>backend</w:t>
-      </w:r>
-      <w:proofErr w:type="spellEnd"/>
-      <w:r>
-        <w:rPr>
-          <w:lang w:val="es-AR"/>
-        </w:rPr>
-        <w:t xml:space="preserve"> con token Bearer para </w:t>
-      </w:r>
-      <w:proofErr w:type="spellStart"/>
-      <w:r>
-        <w:rPr>
-          <w:lang w:val="es-AR"/>
-        </w:rPr>
-        <w:t>endpoints</w:t>
-      </w:r>
-      <w:proofErr w:type="spellEnd"/>
-      <w:r>
-        <w:rPr>
-          <w:lang w:val="es-AR"/>
-        </w:rPr>
-        <w:t xml:space="preserve"> protegidos.</w:t>
+        <w:t>Sesión propia del backend con token Bearer para endpoints protegidos.</w:t>
       </w:r>
     </w:p>
     <w:p>
@@ -1011,21 +859,7 @@
         <w:rPr>
           <w:lang w:val="es-AR"/>
         </w:rPr>
-        <w:t xml:space="preserve">Cache local en Room para cartas y ordenes, mas </w:t>
-      </w:r>
-      <w:proofErr w:type="spellStart"/>
-      <w:r>
-        <w:rPr>
-          <w:lang w:val="es-AR"/>
-        </w:rPr>
-        <w:t>DataStore</w:t>
-      </w:r>
-      <w:proofErr w:type="spellEnd"/>
-      <w:r>
-        <w:rPr>
-          <w:lang w:val="es-AR"/>
-        </w:rPr>
-        <w:t xml:space="preserve"> para </w:t>
+        <w:t xml:space="preserve">Cache local en Room para cartas y ordenes, mas DataStore para </w:t>
       </w:r>
       <w:r>
         <w:rPr>
@@ -1048,61 +882,11 @@
           <w:lang w:val="es-AR"/>
         </w:rPr>
       </w:pPr>
-      <w:proofErr w:type="spellStart"/>
-      <w:r>
-        <w:rPr>
-          <w:lang w:val="es-AR"/>
-        </w:rPr>
-        <w:t>Backend</w:t>
-      </w:r>
-      <w:proofErr w:type="spellEnd"/>
-      <w:r>
-        <w:rPr>
-          <w:lang w:val="es-AR"/>
-        </w:rPr>
-        <w:t xml:space="preserve"> </w:t>
-      </w:r>
-      <w:proofErr w:type="spellStart"/>
-      <w:r>
-        <w:rPr>
-          <w:lang w:val="es-AR"/>
-        </w:rPr>
-        <w:t>FastAPI</w:t>
-      </w:r>
-      <w:proofErr w:type="spellEnd"/>
-      <w:r>
-        <w:rPr>
-          <w:lang w:val="es-AR"/>
-        </w:rPr>
-        <w:t xml:space="preserve"> con rutas por dominio, </w:t>
-      </w:r>
-      <w:proofErr w:type="spellStart"/>
-      <w:r>
-        <w:rPr>
-          <w:lang w:val="es-AR"/>
-        </w:rPr>
-        <w:t>schemas</w:t>
-      </w:r>
-      <w:proofErr w:type="spellEnd"/>
-      <w:r>
-        <w:rPr>
-          <w:lang w:val="es-AR"/>
-        </w:rPr>
-        <w:t xml:space="preserve"> </w:t>
-      </w:r>
-      <w:proofErr w:type="spellStart"/>
-      <w:r>
-        <w:rPr>
-          <w:lang w:val="es-AR"/>
-        </w:rPr>
-        <w:t>Pydantic</w:t>
-      </w:r>
-      <w:proofErr w:type="spellEnd"/>
-      <w:r>
-        <w:rPr>
-          <w:lang w:val="es-AR"/>
-        </w:rPr>
-        <w:t>, servicios de negocio y repositorios MySQL.</w:t>
+      <w:r>
+        <w:rPr>
+          <w:lang w:val="es-AR"/>
+        </w:rPr>
+        <w:t>Backend FastAPI con rutas por dominio, schemas Pydantic, servicios de negocio y repositorios MySQL.</w:t>
       </w:r>
     </w:p>
     <w:p>
@@ -1125,19 +909,11 @@
           <w:lang w:val="es-AR"/>
         </w:rPr>
       </w:pPr>
-      <w:proofErr w:type="spellStart"/>
-      <w:r>
-        <w:rPr>
-          <w:lang w:val="es-AR"/>
-        </w:rPr>
-        <w:t>PokeVault</w:t>
-      </w:r>
-      <w:proofErr w:type="spellEnd"/>
-      <w:r>
-        <w:rPr>
-          <w:lang w:val="es-AR"/>
-        </w:rPr>
-        <w:t xml:space="preserve">, </w:t>
+      <w:r>
+        <w:rPr>
+          <w:lang w:val="es-AR"/>
+        </w:rPr>
+        <w:t xml:space="preserve">PokeVault, </w:t>
       </w:r>
       <w:r>
         <w:rPr>
@@ -1161,21 +937,7 @@
         <w:rPr>
           <w:lang w:val="es-AR"/>
         </w:rPr>
-        <w:t xml:space="preserve"> como </w:t>
-      </w:r>
-      <w:proofErr w:type="spellStart"/>
-      <w:r>
-        <w:rPr>
-          <w:lang w:val="es-AR"/>
-        </w:rPr>
-        <w:t>PokeMarket</w:t>
-      </w:r>
-      <w:proofErr w:type="spellEnd"/>
-      <w:r>
-        <w:rPr>
-          <w:lang w:val="es-AR"/>
-        </w:rPr>
-        <w:t xml:space="preserve">, es una </w:t>
+        <w:t xml:space="preserve"> como PokeMarket, es una </w:t>
       </w:r>
       <w:r>
         <w:rPr>
@@ -1259,21 +1021,7 @@
         <w:rPr>
           <w:lang w:val="es-AR"/>
         </w:rPr>
-        <w:t xml:space="preserve"> con Google; guardar favoritas en su </w:t>
-      </w:r>
-      <w:proofErr w:type="spellStart"/>
-      <w:r>
-        <w:rPr>
-          <w:lang w:val="es-AR"/>
-        </w:rPr>
-        <w:t>vault</w:t>
-      </w:r>
-      <w:proofErr w:type="spellEnd"/>
-      <w:r>
-        <w:rPr>
-          <w:lang w:val="es-AR"/>
-        </w:rPr>
-        <w:t xml:space="preserve">; crear </w:t>
+        <w:t xml:space="preserve"> con Google; guardar favoritas en su vault; crear </w:t>
       </w:r>
       <w:r>
         <w:rPr>
@@ -1324,21 +1072,7 @@
         <w:rPr>
           <w:lang w:val="es-AR"/>
         </w:rPr>
-        <w:t xml:space="preserve">: consume </w:t>
-      </w:r>
-      <w:proofErr w:type="spellStart"/>
-      <w:r>
-        <w:rPr>
-          <w:lang w:val="es-AR"/>
-        </w:rPr>
-        <w:t>endpoints</w:t>
-      </w:r>
-      <w:proofErr w:type="spellEnd"/>
-      <w:r>
-        <w:rPr>
-          <w:lang w:val="es-AR"/>
-        </w:rPr>
-        <w:t xml:space="preserve"> paginados de cartas </w:t>
+        <w:t xml:space="preserve">: consume endpoints paginados de cartas </w:t>
       </w:r>
       <w:r>
         <w:rPr>
@@ -1350,21 +1084,7 @@
         <w:rPr>
           <w:lang w:val="es-AR"/>
         </w:rPr>
-        <w:t xml:space="preserve"> y muestra resultados en </w:t>
-      </w:r>
-      <w:proofErr w:type="spellStart"/>
-      <w:r>
-        <w:rPr>
-          <w:lang w:val="es-AR"/>
-        </w:rPr>
-        <w:t>Compose</w:t>
-      </w:r>
-      <w:proofErr w:type="spellEnd"/>
-      <w:r>
-        <w:rPr>
-          <w:lang w:val="es-AR"/>
-        </w:rPr>
-        <w:t>.</w:t>
+        <w:t xml:space="preserve"> y muestra resultados en Compose.</w:t>
       </w:r>
     </w:p>
     <w:p>
@@ -1394,21 +1114,7 @@
         <w:rPr>
           <w:lang w:val="es-AR"/>
         </w:rPr>
-        <w:t xml:space="preserve">Perfil: usa Google </w:t>
-      </w:r>
-      <w:proofErr w:type="spellStart"/>
-      <w:r>
-        <w:rPr>
-          <w:lang w:val="es-AR"/>
-        </w:rPr>
-        <w:t>Sign</w:t>
-      </w:r>
-      <w:proofErr w:type="spellEnd"/>
-      <w:r>
-        <w:rPr>
-          <w:lang w:val="es-AR"/>
-        </w:rPr>
-        <w:t>-In para identificar al usuario y recuperar sus compras.</w:t>
+        <w:t>Perfil: usa Google Sign-In para identificar al usuario y recuperar sus compras.</w:t>
       </w:r>
     </w:p>
     <w:p>
@@ -1438,21 +1144,7 @@
         <w:rPr>
           <w:lang w:val="es-AR"/>
         </w:rPr>
-        <w:t xml:space="preserve">Ordenes: crea compras, valida stock en </w:t>
-      </w:r>
-      <w:proofErr w:type="spellStart"/>
-      <w:r>
-        <w:rPr>
-          <w:lang w:val="es-AR"/>
-        </w:rPr>
-        <w:t>backend</w:t>
-      </w:r>
-      <w:proofErr w:type="spellEnd"/>
-      <w:r>
-        <w:rPr>
-          <w:lang w:val="es-AR"/>
-        </w:rPr>
-        <w:t xml:space="preserve"> y descuenta inventario.</w:t>
+        <w:t>Ordenes: crea compras, valida stock en backend y descuenta inventario.</w:t>
       </w:r>
     </w:p>
     <w:p>
@@ -1466,16 +1158,8 @@
         <w:rPr>
           <w:lang w:val="es-AR"/>
         </w:rPr>
-        <w:t xml:space="preserve">6. Arquitectura del </w:t>
-      </w:r>
-      <w:proofErr w:type="spellStart"/>
-      <w:r>
-        <w:rPr>
-          <w:lang w:val="es-AR"/>
-        </w:rPr>
-        <w:t>backend</w:t>
-      </w:r>
-      <w:proofErr w:type="spellEnd"/>
+        <w:t>6. Arquitectura del backend</w:t>
+      </w:r>
     </w:p>
     <w:p>
       <w:pPr>
@@ -1487,21 +1171,7 @@
         <w:rPr>
           <w:lang w:val="es-AR"/>
         </w:rPr>
-        <w:t xml:space="preserve">El </w:t>
-      </w:r>
-      <w:proofErr w:type="spellStart"/>
-      <w:r>
-        <w:rPr>
-          <w:lang w:val="es-AR"/>
-        </w:rPr>
-        <w:t>backend</w:t>
-      </w:r>
-      <w:proofErr w:type="spellEnd"/>
-      <w:r>
-        <w:rPr>
-          <w:lang w:val="es-AR"/>
-        </w:rPr>
-        <w:t xml:space="preserve"> </w:t>
+        <w:t xml:space="preserve">El backend </w:t>
       </w:r>
       <w:r>
         <w:rPr>
@@ -1513,21 +1183,7 @@
         <w:rPr>
           <w:lang w:val="es-AR"/>
         </w:rPr>
-        <w:t xml:space="preserve"> implementado en Python con </w:t>
-      </w:r>
-      <w:proofErr w:type="spellStart"/>
-      <w:r>
-        <w:rPr>
-          <w:lang w:val="es-AR"/>
-        </w:rPr>
-        <w:t>FastAPI</w:t>
-      </w:r>
-      <w:proofErr w:type="spellEnd"/>
-      <w:r>
-        <w:rPr>
-          <w:lang w:val="es-AR"/>
-        </w:rPr>
-        <w:t xml:space="preserve">. La </w:t>
+        <w:t xml:space="preserve"> implementado en Python con FastAPI. La </w:t>
       </w:r>
       <w:r>
         <w:rPr>
@@ -1551,28 +1207,7 @@
         <w:rPr>
           <w:lang w:val="es-AR"/>
         </w:rPr>
-        <w:t xml:space="preserve"> </w:t>
-      </w:r>
-      <w:proofErr w:type="spellStart"/>
-      <w:r>
-        <w:rPr>
-          <w:lang w:val="es-AR"/>
-        </w:rPr>
-        <w:t>OpenAPI</w:t>
-      </w:r>
-      <w:proofErr w:type="spellEnd"/>
-      <w:r>
-        <w:rPr>
-          <w:lang w:val="es-AR"/>
-        </w:rPr>
-        <w:t xml:space="preserve"> y agrupa las rutas bajo /api. La arquitectura separa controladores </w:t>
-      </w:r>
-      <w:proofErr w:type="spellStart"/>
-      <w:r>
-        <w:rPr>
-          <w:lang w:val="es-AR"/>
-        </w:rPr>
-        <w:t>HTTP</w:t>
+        <w:t xml:space="preserve"> OpenAPI y agrupa las rutas bajo /api. La arquitectura separa controladores HTTP</w:t>
       </w:r>
       <w:r>
         <w:rPr>
@@ -1580,7 +1215,6 @@
         </w:rPr>
         <w:t>s</w:t>
       </w:r>
-      <w:proofErr w:type="spellEnd"/>
       <w:r>
         <w:rPr>
           <w:lang w:val="es-AR"/>
@@ -1623,34 +1257,14 @@
             <w:shd w:val="clear" w:color="auto" w:fill="E8EEF5"/>
           </w:tcPr>
           <w:p>
-            <w:proofErr w:type="spellStart"/>
             <w:r>
               <w:rPr>
                 <w:b/>
                 <w:color w:val="1F4D78"/>
                 <w:sz w:val="19"/>
               </w:rPr>
-              <w:t>Carpeta</w:t>
+              <w:t>Carpeta / archivo</w:t>
             </w:r>
-            <w:proofErr w:type="spellEnd"/>
-            <w:r>
-              <w:rPr>
-                <w:b/>
-                <w:color w:val="1F4D78"/>
-                <w:sz w:val="19"/>
-              </w:rPr>
-              <w:t xml:space="preserve"> / </w:t>
-            </w:r>
-            <w:proofErr w:type="spellStart"/>
-            <w:r>
-              <w:rPr>
-                <w:b/>
-                <w:color w:val="1F4D78"/>
-                <w:sz w:val="19"/>
-              </w:rPr>
-              <w:t>archivo</w:t>
-            </w:r>
-            <w:proofErr w:type="spellEnd"/>
           </w:p>
         </w:tc>
         <w:tc>
@@ -1659,7 +1273,6 @@
             <w:shd w:val="clear" w:color="auto" w:fill="E8EEF5"/>
           </w:tcPr>
           <w:p>
-            <w:proofErr w:type="spellStart"/>
             <w:r>
               <w:rPr>
                 <w:b/>
@@ -1668,7 +1281,6 @@
               </w:rPr>
               <w:t>Responsabilidad</w:t>
             </w:r>
-            <w:proofErr w:type="spellEnd"/>
           </w:p>
         </w:tc>
       </w:tr>
@@ -1678,14 +1290,12 @@
             <w:tcW w:w="1800" w:type="dxa"/>
           </w:tcPr>
           <w:p>
-            <w:proofErr w:type="spellStart"/>
             <w:r>
               <w:rPr>
                 <w:sz w:val="19"/>
               </w:rPr>
               <w:t>Aplicacion</w:t>
             </w:r>
-            <w:proofErr w:type="spellEnd"/>
           </w:p>
         </w:tc>
         <w:tc>
@@ -1710,49 +1320,7 @@
               <w:rPr>
                 <w:sz w:val="19"/>
               </w:rPr>
-              <w:t xml:space="preserve">Crea </w:t>
-            </w:r>
-            <w:proofErr w:type="spellStart"/>
-            <w:r>
-              <w:rPr>
-                <w:sz w:val="19"/>
-              </w:rPr>
-              <w:t>FastAPI</w:t>
-            </w:r>
-            <w:proofErr w:type="spellEnd"/>
-            <w:r>
-              <w:rPr>
-                <w:sz w:val="19"/>
-              </w:rPr>
-              <w:t xml:space="preserve">, </w:t>
-            </w:r>
-            <w:proofErr w:type="spellStart"/>
-            <w:r>
-              <w:rPr>
-                <w:sz w:val="19"/>
-              </w:rPr>
-              <w:t>registra</w:t>
-            </w:r>
-            <w:proofErr w:type="spellEnd"/>
-            <w:r>
-              <w:rPr>
-                <w:sz w:val="19"/>
-              </w:rPr>
-              <w:t xml:space="preserve"> middleware, routers y handler de </w:t>
-            </w:r>
-            <w:proofErr w:type="spellStart"/>
-            <w:r>
-              <w:rPr>
-                <w:sz w:val="19"/>
-              </w:rPr>
-              <w:t>errores</w:t>
-            </w:r>
-            <w:proofErr w:type="spellEnd"/>
-            <w:r>
-              <w:rPr>
-                <w:sz w:val="19"/>
-              </w:rPr>
-              <w:t xml:space="preserve"> MySQL.</w:t>
+              <w:t>Crea FastAPI, registra middleware, routers y handler de errores MySQL.</w:t>
             </w:r>
           </w:p>
         </w:tc>
@@ -1777,19 +1345,11 @@
             <w:tcW w:w="2880" w:type="dxa"/>
           </w:tcPr>
           <w:p>
-            <w:proofErr w:type="spellStart"/>
             <w:r>
               <w:rPr>
                 <w:sz w:val="19"/>
               </w:rPr>
-              <w:t>api</w:t>
-            </w:r>
-            <w:proofErr w:type="spellEnd"/>
-            <w:r>
-              <w:rPr>
-                <w:sz w:val="19"/>
-              </w:rPr>
-              <w:t>/routes</w:t>
+              <w:t>api/routes</w:t>
             </w:r>
           </w:p>
         </w:tc>
@@ -1798,19 +1358,11 @@
             <w:tcW w:w="4536" w:type="dxa"/>
           </w:tcPr>
           <w:p>
-            <w:proofErr w:type="spellStart"/>
             <w:r>
               <w:rPr>
                 <w:sz w:val="19"/>
               </w:rPr>
-              <w:t>Controladores</w:t>
-            </w:r>
-            <w:proofErr w:type="spellEnd"/>
-            <w:r>
-              <w:rPr>
-                <w:sz w:val="19"/>
-              </w:rPr>
-              <w:t xml:space="preserve"> HTTP</w:t>
+              <w:t>Controladores HTTP</w:t>
             </w:r>
             <w:r>
               <w:rPr>
@@ -1822,21 +1374,7 @@
               <w:rPr>
                 <w:sz w:val="19"/>
               </w:rPr>
-              <w:t xml:space="preserve">: auth, </w:t>
-            </w:r>
-            <w:proofErr w:type="spellStart"/>
-            <w:r>
-              <w:rPr>
-                <w:sz w:val="19"/>
-              </w:rPr>
-              <w:t>pokemon</w:t>
-            </w:r>
-            <w:proofErr w:type="spellEnd"/>
-            <w:r>
-              <w:rPr>
-                <w:sz w:val="19"/>
-              </w:rPr>
-              <w:t>, users, vault, orders y health.</w:t>
+              <w:t>: auth, pokemon, users, vault, orders y health.</w:t>
             </w:r>
           </w:p>
         </w:tc>
@@ -1883,39 +1421,7 @@
                 <w:sz w:val="19"/>
                 <w:lang w:val="es-AR"/>
               </w:rPr>
-              <w:t xml:space="preserve">Contratos </w:t>
-            </w:r>
-            <w:proofErr w:type="spellStart"/>
-            <w:r>
-              <w:rPr>
-                <w:sz w:val="19"/>
-                <w:lang w:val="es-AR"/>
-              </w:rPr>
-              <w:t>Pydantic</w:t>
-            </w:r>
-            <w:proofErr w:type="spellEnd"/>
-            <w:r>
-              <w:rPr>
-                <w:sz w:val="19"/>
-                <w:lang w:val="es-AR"/>
-              </w:rPr>
-              <w:t xml:space="preserve"> para </w:t>
-            </w:r>
-            <w:proofErr w:type="spellStart"/>
-            <w:r>
-              <w:rPr>
-                <w:sz w:val="19"/>
-                <w:lang w:val="es-AR"/>
-              </w:rPr>
-              <w:t>requests</w:t>
-            </w:r>
-            <w:proofErr w:type="spellEnd"/>
-            <w:r>
-              <w:rPr>
-                <w:sz w:val="19"/>
-                <w:lang w:val="es-AR"/>
-              </w:rPr>
-              <w:t xml:space="preserve"> y responses.</w:t>
+              <w:t>Contratos Pydantic para requests y responses.</w:t>
             </w:r>
           </w:p>
         </w:tc>
@@ -1926,14 +1432,12 @@
             <w:tcW w:w="1800" w:type="dxa"/>
           </w:tcPr>
           <w:p>
-            <w:proofErr w:type="spellStart"/>
             <w:r>
               <w:rPr>
                 <w:sz w:val="19"/>
               </w:rPr>
               <w:t>Servicios</w:t>
             </w:r>
-            <w:proofErr w:type="spellEnd"/>
           </w:p>
         </w:tc>
         <w:tc>
@@ -1964,55 +1468,7 @@
                 <w:sz w:val="19"/>
                 <w:lang w:val="es-AR"/>
               </w:rPr>
-              <w:t xml:space="preserve">Reglas de negocio: </w:t>
-            </w:r>
-            <w:proofErr w:type="spellStart"/>
-            <w:r>
-              <w:rPr>
-                <w:sz w:val="19"/>
-                <w:lang w:val="es-AR"/>
-              </w:rPr>
-              <w:t>login</w:t>
-            </w:r>
-            <w:proofErr w:type="spellEnd"/>
-            <w:r>
-              <w:rPr>
-                <w:sz w:val="19"/>
-                <w:lang w:val="es-AR"/>
-              </w:rPr>
-              <w:t xml:space="preserve">, catalogo, </w:t>
-            </w:r>
-            <w:proofErr w:type="spellStart"/>
-            <w:r>
-              <w:rPr>
-                <w:sz w:val="19"/>
-                <w:lang w:val="es-AR"/>
-              </w:rPr>
-              <w:t>sync</w:t>
-            </w:r>
-            <w:proofErr w:type="spellEnd"/>
-            <w:r>
-              <w:rPr>
-                <w:sz w:val="19"/>
-                <w:lang w:val="es-AR"/>
-              </w:rPr>
-              <w:t xml:space="preserve">, </w:t>
-            </w:r>
-            <w:proofErr w:type="spellStart"/>
-            <w:r>
-              <w:rPr>
-                <w:sz w:val="19"/>
-                <w:lang w:val="es-AR"/>
-              </w:rPr>
-              <w:t>vault</w:t>
-            </w:r>
-            <w:proofErr w:type="spellEnd"/>
-            <w:r>
-              <w:rPr>
-                <w:sz w:val="19"/>
-                <w:lang w:val="es-AR"/>
-              </w:rPr>
-              <w:t>.</w:t>
+              <w:t>Reglas de negocio: login, catalogo, sync, vault.</w:t>
             </w:r>
           </w:p>
         </w:tc>
@@ -2023,14 +1479,12 @@
             <w:tcW w:w="1800" w:type="dxa"/>
           </w:tcPr>
           <w:p>
-            <w:proofErr w:type="spellStart"/>
             <w:r>
               <w:rPr>
                 <w:sz w:val="19"/>
               </w:rPr>
               <w:t>Repositorios</w:t>
             </w:r>
-            <w:proofErr w:type="spellEnd"/>
           </w:p>
         </w:tc>
         <w:tc>
@@ -2085,28 +1539,12 @@
             <w:tcW w:w="2880" w:type="dxa"/>
           </w:tcPr>
           <w:p>
-            <w:proofErr w:type="spellStart"/>
             <w:r>
               <w:rPr>
                 <w:sz w:val="19"/>
               </w:rPr>
-              <w:t>db</w:t>
+              <w:t>db/database.py, schema.mysql.sql</w:t>
             </w:r>
-            <w:proofErr w:type="spellEnd"/>
-            <w:r>
-              <w:rPr>
-                <w:sz w:val="19"/>
-              </w:rPr>
-              <w:t xml:space="preserve">/database.py, </w:t>
-            </w:r>
-            <w:proofErr w:type="spellStart"/>
-            <w:r>
-              <w:rPr>
-                <w:sz w:val="19"/>
-              </w:rPr>
-              <w:t>schema.mysql.sql</w:t>
-            </w:r>
-            <w:proofErr w:type="spellEnd"/>
           </w:p>
         </w:tc>
         <w:tc>
@@ -2119,69 +1557,12 @@
                 <w:lang w:val="es-AR"/>
               </w:rPr>
             </w:pPr>
-            <w:proofErr w:type="spellStart"/>
             <w:r>
               <w:rPr>
                 <w:sz w:val="19"/>
                 <w:lang w:val="es-AR"/>
               </w:rPr>
-              <w:t>Conexion</w:t>
-            </w:r>
-            <w:proofErr w:type="spellEnd"/>
-            <w:r>
-              <w:rPr>
-                <w:sz w:val="19"/>
-                <w:lang w:val="es-AR"/>
-              </w:rPr>
-              <w:t xml:space="preserve"> </w:t>
-            </w:r>
-            <w:proofErr w:type="spellStart"/>
-            <w:r>
-              <w:rPr>
-                <w:sz w:val="19"/>
-                <w:lang w:val="es-AR"/>
-              </w:rPr>
-              <w:t>PyMySQL</w:t>
-            </w:r>
-            <w:proofErr w:type="spellEnd"/>
-            <w:r>
-              <w:rPr>
-                <w:sz w:val="19"/>
-                <w:lang w:val="es-AR"/>
-              </w:rPr>
-              <w:t xml:space="preserve">, </w:t>
-            </w:r>
-            <w:proofErr w:type="spellStart"/>
-            <w:r>
-              <w:rPr>
-                <w:sz w:val="19"/>
-                <w:lang w:val="es-AR"/>
-              </w:rPr>
-              <w:t>creacion</w:t>
-            </w:r>
-            <w:proofErr w:type="spellEnd"/>
-            <w:r>
-              <w:rPr>
-                <w:sz w:val="19"/>
-                <w:lang w:val="es-AR"/>
-              </w:rPr>
-              <w:t xml:space="preserve"> de tablas e </w:t>
-            </w:r>
-            <w:proofErr w:type="spellStart"/>
-            <w:r>
-              <w:rPr>
-                <w:sz w:val="19"/>
-                <w:lang w:val="es-AR"/>
-              </w:rPr>
-              <w:t>inicializacion</w:t>
-            </w:r>
-            <w:proofErr w:type="spellEnd"/>
-            <w:r>
-              <w:rPr>
-                <w:sz w:val="19"/>
-                <w:lang w:val="es-AR"/>
-              </w:rPr>
-              <w:t>.</w:t>
+              <w:t>Conexion PyMySQL, creacion de tablas e inicializacion.</w:t>
             </w:r>
           </w:p>
         </w:tc>
@@ -2228,23 +1609,7 @@
                 <w:sz w:val="19"/>
                 <w:lang w:val="es-AR"/>
               </w:rPr>
-              <w:t xml:space="preserve">Variables de entorno, credenciales MySQL, Google Web Client ID y TTL de </w:t>
-            </w:r>
-            <w:proofErr w:type="spellStart"/>
-            <w:r>
-              <w:rPr>
-                <w:sz w:val="19"/>
-                <w:lang w:val="es-AR"/>
-              </w:rPr>
-              <w:t>sesion</w:t>
-            </w:r>
-            <w:proofErr w:type="spellEnd"/>
-            <w:r>
-              <w:rPr>
-                <w:sz w:val="19"/>
-                <w:lang w:val="es-AR"/>
-              </w:rPr>
-              <w:t>.</w:t>
+              <w:t>Variables de entorno, credenciales MySQL, Google Web Client ID y TTL de sesion.</w:t>
             </w:r>
           </w:p>
         </w:tc>
@@ -2267,21 +1632,7 @@
         <w:rPr>
           <w:lang w:val="es-AR"/>
         </w:rPr>
-        <w:t xml:space="preserve">La base de datos principal es MySQL. El esquema incluye cartas, inventario, usuarios, sesiones, </w:t>
-      </w:r>
-      <w:proofErr w:type="spellStart"/>
-      <w:r>
-        <w:rPr>
-          <w:lang w:val="es-AR"/>
-        </w:rPr>
-        <w:t>vault</w:t>
-      </w:r>
-      <w:proofErr w:type="spellEnd"/>
-      <w:r>
-        <w:rPr>
-          <w:lang w:val="es-AR"/>
-        </w:rPr>
-        <w:t xml:space="preserve"> </w:t>
+        <w:t xml:space="preserve">La base de datos principal es MySQL. El esquema incluye cartas, inventario, usuarios, sesiones, vault </w:t>
       </w:r>
       <w:r>
         <w:rPr>
@@ -2343,16 +1694,8 @@
         <w:rPr>
           <w:lang w:val="es-AR"/>
         </w:rPr>
-        <w:t xml:space="preserve">7. Arquitectura del </w:t>
-      </w:r>
-      <w:proofErr w:type="spellStart"/>
-      <w:r>
-        <w:rPr>
-          <w:lang w:val="es-AR"/>
-        </w:rPr>
-        <w:t>frontend</w:t>
-      </w:r>
-      <w:proofErr w:type="spellEnd"/>
+        <w:t>7. Arquitectura del frontend</w:t>
+      </w:r>
     </w:p>
     <w:p>
       <w:pPr>
@@ -2364,21 +1707,7 @@
         <w:rPr>
           <w:lang w:val="es-AR"/>
         </w:rPr>
-        <w:t xml:space="preserve">El </w:t>
-      </w:r>
-      <w:proofErr w:type="spellStart"/>
-      <w:r>
-        <w:rPr>
-          <w:lang w:val="es-AR"/>
-        </w:rPr>
-        <w:t>frontend</w:t>
-      </w:r>
-      <w:proofErr w:type="spellEnd"/>
-      <w:r>
-        <w:rPr>
-          <w:lang w:val="es-AR"/>
-        </w:rPr>
-        <w:t xml:space="preserve"> es una </w:t>
+        <w:t xml:space="preserve">El frontend es una </w:t>
       </w:r>
       <w:r>
         <w:rPr>
@@ -2390,62 +1719,20 @@
         <w:rPr>
           <w:lang w:val="es-AR"/>
         </w:rPr>
-        <w:t xml:space="preserve"> Android nativa escrita en </w:t>
-      </w:r>
-      <w:proofErr w:type="spellStart"/>
-      <w:r>
-        <w:rPr>
-          <w:lang w:val="es-AR"/>
-        </w:rPr>
-        <w:t>Kotlin</w:t>
-      </w:r>
-      <w:proofErr w:type="spellEnd"/>
-      <w:r>
-        <w:rPr>
-          <w:lang w:val="es-AR"/>
-        </w:rPr>
-        <w:t xml:space="preserve"> con </w:t>
-      </w:r>
-      <w:proofErr w:type="spellStart"/>
-      <w:r>
-        <w:rPr>
-          <w:lang w:val="es-AR"/>
-        </w:rPr>
-        <w:t>Jetpack</w:t>
-      </w:r>
-      <w:proofErr w:type="spellEnd"/>
+        <w:t xml:space="preserve"> Android nativa escrita en Kotlin con Jetpack Compose. Usa una </w:t>
+      </w:r>
+      <w:r>
+        <w:rPr>
+          <w:lang w:val="es-AR"/>
+        </w:rPr>
+        <w:t>organización</w:t>
+      </w:r>
       <w:r>
         <w:rPr>
           <w:lang w:val="es-AR"/>
         </w:rPr>
         <w:t xml:space="preserve"> </w:t>
       </w:r>
-      <w:proofErr w:type="spellStart"/>
-      <w:r>
-        <w:rPr>
-          <w:lang w:val="es-AR"/>
-        </w:rPr>
-        <w:t>Compose</w:t>
-      </w:r>
-      <w:proofErr w:type="spellEnd"/>
-      <w:r>
-        <w:rPr>
-          <w:lang w:val="es-AR"/>
-        </w:rPr>
-        <w:t xml:space="preserve">. Usa una </w:t>
-      </w:r>
-      <w:r>
-        <w:rPr>
-          <w:lang w:val="es-AR"/>
-        </w:rPr>
-        <w:t>organización</w:t>
-      </w:r>
-      <w:r>
-        <w:rPr>
-          <w:lang w:val="es-AR"/>
-        </w:rPr>
-        <w:t xml:space="preserve"> </w:t>
-      </w:r>
       <w:r>
         <w:rPr>
           <w:lang w:val="es-AR"/>
@@ -2456,84 +1743,7 @@
         <w:rPr>
           <w:lang w:val="es-AR"/>
         </w:rPr>
-        <w:t xml:space="preserve"> MVVM: pantallas </w:t>
-      </w:r>
-      <w:proofErr w:type="spellStart"/>
-      <w:r>
-        <w:rPr>
-          <w:lang w:val="es-AR"/>
-        </w:rPr>
-        <w:t>Compose</w:t>
-      </w:r>
-      <w:proofErr w:type="spellEnd"/>
-      <w:r>
-        <w:rPr>
-          <w:lang w:val="es-AR"/>
-        </w:rPr>
-        <w:t xml:space="preserve">, </w:t>
-      </w:r>
-      <w:proofErr w:type="spellStart"/>
-      <w:r>
-        <w:rPr>
-          <w:lang w:val="es-AR"/>
-        </w:rPr>
-        <w:t>ViewModels</w:t>
-      </w:r>
-      <w:proofErr w:type="spellEnd"/>
-      <w:r>
-        <w:rPr>
-          <w:lang w:val="es-AR"/>
-        </w:rPr>
-        <w:t xml:space="preserve"> con estado observable, repositorios para coordinar datos, fuentes remotas </w:t>
-      </w:r>
-      <w:proofErr w:type="spellStart"/>
-      <w:r>
-        <w:rPr>
-          <w:lang w:val="es-AR"/>
-        </w:rPr>
-        <w:t>Retrofit</w:t>
-      </w:r>
-      <w:proofErr w:type="spellEnd"/>
-      <w:r>
-        <w:rPr>
-          <w:lang w:val="es-AR"/>
-        </w:rPr>
-        <w:t xml:space="preserve">, cache local Room y preferencias con </w:t>
-      </w:r>
-      <w:proofErr w:type="spellStart"/>
-      <w:r>
-        <w:rPr>
-          <w:lang w:val="es-AR"/>
-        </w:rPr>
-        <w:t>DataStore</w:t>
-      </w:r>
-      <w:proofErr w:type="spellEnd"/>
-      <w:r>
-        <w:rPr>
-          <w:lang w:val="es-AR"/>
-        </w:rPr>
-        <w:t xml:space="preserve">. Hilt inyecta dependencias como </w:t>
-      </w:r>
-      <w:proofErr w:type="spellStart"/>
-      <w:r>
-        <w:rPr>
-          <w:lang w:val="es-AR"/>
-        </w:rPr>
-        <w:t>APIs</w:t>
-      </w:r>
-      <w:proofErr w:type="spellEnd"/>
-      <w:r>
-        <w:rPr>
-          <w:lang w:val="es-AR"/>
-        </w:rPr>
-        <w:t xml:space="preserve">, repositorios, base local y cliente </w:t>
-      </w:r>
-      <w:proofErr w:type="spellStart"/>
-      <w:r>
-        <w:rPr>
-          <w:lang w:val="es-AR"/>
-        </w:rPr>
-        <w:t>HTTP</w:t>
+        <w:t xml:space="preserve"> MVVM: pantallas Compose, ViewModels con estado observable, repositorios para coordinar datos, fuentes remotas Retrofit, cache local Room y preferencias con DataStore. Hilt inyecta dependencias como APIs, repositorios, base local y cliente HTTP</w:t>
       </w:r>
       <w:r>
         <w:rPr>
@@ -2541,7 +1751,6 @@
         </w:rPr>
         <w:t>s</w:t>
       </w:r>
-      <w:proofErr w:type="spellEnd"/>
       <w:r>
         <w:rPr>
           <w:lang w:val="es-AR"/>
@@ -2584,34 +1793,14 @@
             <w:shd w:val="clear" w:color="auto" w:fill="E8EEF5"/>
           </w:tcPr>
           <w:p>
-            <w:proofErr w:type="spellStart"/>
             <w:r>
               <w:rPr>
                 <w:b/>
                 <w:color w:val="1F4D78"/>
                 <w:sz w:val="19"/>
               </w:rPr>
-              <w:t>Tecnologias</w:t>
+              <w:t>Tecnologias / archivos</w:t>
             </w:r>
-            <w:proofErr w:type="spellEnd"/>
-            <w:r>
-              <w:rPr>
-                <w:b/>
-                <w:color w:val="1F4D78"/>
-                <w:sz w:val="19"/>
-              </w:rPr>
-              <w:t xml:space="preserve"> / </w:t>
-            </w:r>
-            <w:proofErr w:type="spellStart"/>
-            <w:r>
-              <w:rPr>
-                <w:b/>
-                <w:color w:val="1F4D78"/>
-                <w:sz w:val="19"/>
-              </w:rPr>
-              <w:t>archivos</w:t>
-            </w:r>
-            <w:proofErr w:type="spellEnd"/>
           </w:p>
         </w:tc>
         <w:tc>
@@ -2650,19 +1839,11 @@
             <w:tcW w:w="3096" w:type="dxa"/>
           </w:tcPr>
           <w:p>
-            <w:proofErr w:type="spellStart"/>
             <w:r>
               <w:rPr>
                 <w:sz w:val="19"/>
               </w:rPr>
-              <w:t>ui</w:t>
-            </w:r>
-            <w:proofErr w:type="spellEnd"/>
-            <w:r>
-              <w:rPr>
-                <w:sz w:val="19"/>
-              </w:rPr>
-              <w:t>/feature/*/screen</w:t>
+              <w:t>ui/feature/*/screen</w:t>
             </w:r>
           </w:p>
         </w:tc>
@@ -2681,23 +1862,7 @@
                 <w:sz w:val="19"/>
                 <w:lang w:val="es-AR"/>
               </w:rPr>
-              <w:t xml:space="preserve">Pantallas </w:t>
-            </w:r>
-            <w:proofErr w:type="spellStart"/>
-            <w:r>
-              <w:rPr>
-                <w:sz w:val="19"/>
-                <w:lang w:val="es-AR"/>
-              </w:rPr>
-              <w:t>Compose</w:t>
-            </w:r>
-            <w:proofErr w:type="spellEnd"/>
-            <w:r>
-              <w:rPr>
-                <w:sz w:val="19"/>
-                <w:lang w:val="es-AR"/>
-              </w:rPr>
-              <w:t>: Inicio, Buscar, Detalle, Carrito, Perfil y Retiro.</w:t>
+              <w:t>Pantallas Compose: Inicio, Buscar, Detalle, Carrito, Perfil y Retiro.</w:t>
             </w:r>
           </w:p>
         </w:tc>
@@ -2721,28 +1886,12 @@
             <w:tcW w:w="3096" w:type="dxa"/>
           </w:tcPr>
           <w:p>
-            <w:proofErr w:type="spellStart"/>
             <w:r>
               <w:rPr>
                 <w:sz w:val="19"/>
               </w:rPr>
-              <w:t>ui</w:t>
+              <w:t>ui/feature/*/viewmodel</w:t>
             </w:r>
-            <w:proofErr w:type="spellEnd"/>
-            <w:r>
-              <w:rPr>
-                <w:sz w:val="19"/>
-              </w:rPr>
-              <w:t>/feature/*/</w:t>
-            </w:r>
-            <w:proofErr w:type="spellStart"/>
-            <w:r>
-              <w:rPr>
-                <w:sz w:val="19"/>
-              </w:rPr>
-              <w:t>viewmodel</w:t>
-            </w:r>
-            <w:proofErr w:type="spellEnd"/>
           </w:p>
         </w:tc>
         <w:tc>
@@ -2755,69 +1904,12 @@
                 <w:lang w:val="es-AR"/>
               </w:rPr>
             </w:pPr>
-            <w:proofErr w:type="spellStart"/>
             <w:r>
               <w:rPr>
                 <w:sz w:val="19"/>
                 <w:lang w:val="es-AR"/>
               </w:rPr>
-              <w:t>ViewModels</w:t>
-            </w:r>
-            <w:proofErr w:type="spellEnd"/>
-            <w:r>
-              <w:rPr>
-                <w:sz w:val="19"/>
-                <w:lang w:val="es-AR"/>
-              </w:rPr>
-              <w:t xml:space="preserve"> con </w:t>
-            </w:r>
-            <w:proofErr w:type="spellStart"/>
-            <w:r>
-              <w:rPr>
-                <w:sz w:val="19"/>
-                <w:lang w:val="es-AR"/>
-              </w:rPr>
-              <w:t>StateFlow</w:t>
-            </w:r>
-            <w:proofErr w:type="spellEnd"/>
-            <w:r>
-              <w:rPr>
-                <w:sz w:val="19"/>
-                <w:lang w:val="es-AR"/>
-              </w:rPr>
-              <w:t xml:space="preserve">, eventos de UI y efectos de </w:t>
-            </w:r>
-            <w:proofErr w:type="spellStart"/>
-            <w:r>
-              <w:rPr>
-                <w:sz w:val="19"/>
-                <w:lang w:val="es-AR"/>
-              </w:rPr>
-              <w:t>navegacion</w:t>
-            </w:r>
-            <w:proofErr w:type="spellEnd"/>
-            <w:r>
-              <w:rPr>
-                <w:sz w:val="19"/>
-                <w:lang w:val="es-AR"/>
-              </w:rPr>
-              <w:t>/</w:t>
-            </w:r>
-            <w:proofErr w:type="spellStart"/>
-            <w:r>
-              <w:rPr>
-                <w:sz w:val="19"/>
-                <w:lang w:val="es-AR"/>
-              </w:rPr>
-              <w:t>login</w:t>
-            </w:r>
-            <w:proofErr w:type="spellEnd"/>
-            <w:r>
-              <w:rPr>
-                <w:sz w:val="19"/>
-                <w:lang w:val="es-AR"/>
-              </w:rPr>
-              <w:t>.</w:t>
+              <w:t>ViewModels con StateFlow, eventos de UI y efectos de navegacion/login.</w:t>
             </w:r>
           </w:p>
         </w:tc>
@@ -2828,7 +1920,6 @@
             <w:tcW w:w="1800" w:type="dxa"/>
           </w:tcPr>
           <w:p>
-            <w:proofErr w:type="spellStart"/>
             <w:r>
               <w:rPr>
                 <w:sz w:val="19"/>
@@ -2847,7 +1938,6 @@
               </w:rPr>
               <w:t>n</w:t>
             </w:r>
-            <w:proofErr w:type="spellEnd"/>
           </w:p>
         </w:tc>
         <w:tc>
@@ -2855,19 +1945,11 @@
             <w:tcW w:w="3096" w:type="dxa"/>
           </w:tcPr>
           <w:p>
-            <w:proofErr w:type="spellStart"/>
             <w:r>
               <w:rPr>
                 <w:sz w:val="19"/>
               </w:rPr>
-              <w:t>ui</w:t>
-            </w:r>
-            <w:proofErr w:type="spellEnd"/>
-            <w:r>
-              <w:rPr>
-                <w:sz w:val="19"/>
-              </w:rPr>
-              <w:t>/navigation</w:t>
+              <w:t>ui/navigation</w:t>
             </w:r>
           </w:p>
         </w:tc>
@@ -2881,21 +1963,12 @@
                 <w:lang w:val="es-AR"/>
               </w:rPr>
             </w:pPr>
-            <w:proofErr w:type="spellStart"/>
             <w:r>
               <w:rPr>
                 <w:sz w:val="19"/>
                 <w:lang w:val="es-AR"/>
               </w:rPr>
-              <w:t>NavHost</w:t>
-            </w:r>
-            <w:proofErr w:type="spellEnd"/>
-            <w:r>
-              <w:rPr>
-                <w:sz w:val="19"/>
-                <w:lang w:val="es-AR"/>
-              </w:rPr>
-              <w:t xml:space="preserve"> y bottom bar con destinos principales.</w:t>
+              <w:t>NavHost y bottom bar con destinos principales.</w:t>
             </w:r>
           </w:p>
         </w:tc>
@@ -2932,75 +2005,11 @@
             <w:tcW w:w="4320" w:type="dxa"/>
           </w:tcPr>
           <w:p>
-            <w:proofErr w:type="spellStart"/>
             <w:r>
               <w:rPr>
                 <w:sz w:val="19"/>
               </w:rPr>
-              <w:t>Modelos</w:t>
-            </w:r>
-            <w:proofErr w:type="spellEnd"/>
-            <w:r>
-              <w:rPr>
-                <w:sz w:val="19"/>
-              </w:rPr>
-              <w:t xml:space="preserve"> </w:t>
-            </w:r>
-            <w:proofErr w:type="spellStart"/>
-            <w:r>
-              <w:rPr>
-                <w:sz w:val="19"/>
-              </w:rPr>
-              <w:t>como</w:t>
-            </w:r>
-            <w:proofErr w:type="spellEnd"/>
-            <w:r>
-              <w:rPr>
-                <w:sz w:val="19"/>
-              </w:rPr>
-              <w:t xml:space="preserve"> </w:t>
-            </w:r>
-            <w:proofErr w:type="spellStart"/>
-            <w:r>
-              <w:rPr>
-                <w:sz w:val="19"/>
-              </w:rPr>
-              <w:t>PokemonCard</w:t>
-            </w:r>
-            <w:proofErr w:type="spellEnd"/>
-            <w:r>
-              <w:rPr>
-                <w:sz w:val="19"/>
-              </w:rPr>
-              <w:t xml:space="preserve">, </w:t>
-            </w:r>
-            <w:proofErr w:type="spellStart"/>
-            <w:r>
-              <w:rPr>
-                <w:sz w:val="19"/>
-              </w:rPr>
-              <w:t>CartItem</w:t>
-            </w:r>
-            <w:proofErr w:type="spellEnd"/>
-            <w:r>
-              <w:rPr>
-                <w:sz w:val="19"/>
-              </w:rPr>
-              <w:t xml:space="preserve">, Order y </w:t>
-            </w:r>
-            <w:proofErr w:type="spellStart"/>
-            <w:r>
-              <w:rPr>
-                <w:sz w:val="19"/>
-              </w:rPr>
-              <w:t>UserProfile</w:t>
-            </w:r>
-            <w:proofErr w:type="spellEnd"/>
-            <w:r>
-              <w:rPr>
-                <w:sz w:val="19"/>
-              </w:rPr>
-              <w:t>.</w:t>
+              <w:t>Modelos como PokemonCard, CartItem, Order y UserProfile.</w:t>
             </w:r>
           </w:p>
         </w:tc>
@@ -3086,14 +2095,12 @@
             <w:tcW w:w="1800" w:type="dxa"/>
           </w:tcPr>
           <w:p>
-            <w:proofErr w:type="spellStart"/>
             <w:r>
               <w:rPr>
                 <w:sz w:val="19"/>
               </w:rPr>
               <w:t>Remoto</w:t>
             </w:r>
-            <w:proofErr w:type="spellEnd"/>
           </w:p>
         </w:tc>
         <w:tc>
@@ -3179,23 +2186,7 @@
                 <w:sz w:val="19"/>
                 <w:lang w:val="es-AR"/>
               </w:rPr>
-              <w:t xml:space="preserve"> y </w:t>
-            </w:r>
-            <w:proofErr w:type="spellStart"/>
-            <w:r>
-              <w:rPr>
-                <w:sz w:val="19"/>
-                <w:lang w:val="es-AR"/>
-              </w:rPr>
-              <w:t>DataStore</w:t>
-            </w:r>
-            <w:proofErr w:type="spellEnd"/>
-            <w:r>
-              <w:rPr>
-                <w:sz w:val="19"/>
-                <w:lang w:val="es-AR"/>
-              </w:rPr>
-              <w:t xml:space="preserve"> para </w:t>
+              <w:t xml:space="preserve"> y DataStore para </w:t>
             </w:r>
             <w:r>
               <w:rPr>
@@ -3228,19 +2219,23 @@
           <w:lang w:val="es-AR"/>
         </w:rPr>
       </w:pPr>
-      <w:proofErr w:type="spellStart"/>
-      <w:r>
-        <w:rPr>
-          <w:lang w:val="es-AR"/>
-        </w:rPr>
-        <w:t>BuildConfig</w:t>
-      </w:r>
-      <w:proofErr w:type="spellEnd"/>
-      <w:r>
-        <w:rPr>
-          <w:lang w:val="es-AR"/>
-        </w:rPr>
-        <w:t xml:space="preserve"> define API_BASE_URL como http</w:t>
+      <w:r>
+        <w:rPr>
+          <w:lang w:val="es-AR"/>
+        </w:rPr>
+        <w:t xml:space="preserve">BuildConfig define API_BASE_URL como </w:t>
+      </w:r>
+      <w:r>
+        <w:rPr>
+          <w:lang w:val="es-AR"/>
+        </w:rPr>
+        <w:t xml:space="preserve">por ejemplo </w:t>
+      </w:r>
+      <w:r>
+        <w:rPr>
+          <w:lang w:val="es-AR"/>
+        </w:rPr>
+        <w:t>http</w:t>
       </w:r>
       <w:r>
         <w:rPr>
@@ -3252,28 +2247,7 @@
         <w:rPr>
           <w:lang w:val="es-AR"/>
         </w:rPr>
-        <w:t xml:space="preserve">://10.0.2.2:8000/api/ para emulador Android y GOOGLE_WEB_CLIENT_ID desde </w:t>
-      </w:r>
-      <w:proofErr w:type="spellStart"/>
-      <w:r>
-        <w:rPr>
-          <w:lang w:val="es-AR"/>
-        </w:rPr>
-        <w:t>local.properties</w:t>
-      </w:r>
-      <w:proofErr w:type="spellEnd"/>
-      <w:r>
-        <w:rPr>
-          <w:lang w:val="es-AR"/>
-        </w:rPr>
-        <w:t xml:space="preserve"> o variable de entorno. </w:t>
-      </w:r>
-      <w:proofErr w:type="spellStart"/>
-      <w:r>
-        <w:rPr>
-          <w:lang w:val="es-AR"/>
-        </w:rPr>
-        <w:t>OkHttp</w:t>
+        <w:t>://10.0.2.2:8000/api/ para emulador Android y GOOGLE_WEB_CLIENT_ID desde local.properties o variable</w:t>
       </w:r>
       <w:r>
         <w:rPr>
@@ -3281,40 +2255,35 @@
         </w:rPr>
         <w:t>s</w:t>
       </w:r>
-      <w:proofErr w:type="spellEnd"/>
-      <w:r>
-        <w:rPr>
-          <w:lang w:val="es-AR"/>
-        </w:rPr>
-        <w:t xml:space="preserve"> usa </w:t>
-      </w:r>
-      <w:proofErr w:type="spellStart"/>
-      <w:r>
-        <w:rPr>
-          <w:lang w:val="es-AR"/>
-        </w:rPr>
-        <w:t>AuthInterceptor</w:t>
-      </w:r>
-      <w:proofErr w:type="spellEnd"/>
-      <w:r>
-        <w:rPr>
-          <w:lang w:val="es-AR"/>
-        </w:rPr>
-        <w:t xml:space="preserve"> para agregar </w:t>
-      </w:r>
-      <w:proofErr w:type="spellStart"/>
-      <w:r>
-        <w:rPr>
-          <w:lang w:val="es-AR"/>
-        </w:rPr>
-        <w:t>Authorization</w:t>
-      </w:r>
-      <w:proofErr w:type="spellEnd"/>
-      <w:r>
-        <w:rPr>
-          <w:lang w:val="es-AR"/>
-        </w:rPr>
-        <w:t xml:space="preserve">: Bearer &lt;token&gt; cuando existe una </w:t>
+      <w:r>
+        <w:rPr>
+          <w:lang w:val="es-AR"/>
+        </w:rPr>
+        <w:t xml:space="preserve"> de entorno</w:t>
+      </w:r>
+      <w:r>
+        <w:rPr>
+          <w:lang w:val="es-AR"/>
+        </w:rPr>
+        <w:t xml:space="preserve"> (en el entorno de producción)</w:t>
+      </w:r>
+      <w:r>
+        <w:rPr>
+          <w:lang w:val="es-AR"/>
+        </w:rPr>
+        <w:t>. OkHttp</w:t>
+      </w:r>
+      <w:r>
+        <w:rPr>
+          <w:lang w:val="es-AR"/>
+        </w:rPr>
+        <w:t>s</w:t>
+      </w:r>
+      <w:r>
+        <w:rPr>
+          <w:lang w:val="es-AR"/>
+        </w:rPr>
+        <w:t xml:space="preserve"> usa AuthInterceptor para agregar Authorization: Bearer &lt;token&gt; cuando existe una </w:t>
       </w:r>
       <w:r>
         <w:rPr>
@@ -3335,15 +2304,7 @@
       </w:pPr>
       <w:r>
         <w:lastRenderedPageBreak/>
-        <w:t xml:space="preserve">8. </w:t>
-      </w:r>
-      <w:proofErr w:type="spellStart"/>
-      <w:r>
-        <w:t>Flujo</w:t>
-      </w:r>
-      <w:proofErr w:type="spellEnd"/>
-      <w:r>
-        <w:t xml:space="preserve"> de login con Google</w:t>
+        <w:t>8. Flujo de login con Google</w:t>
       </w:r>
     </w:p>
     <w:p>
@@ -3358,21 +2319,7 @@
         <w:rPr>
           <w:lang w:val="es-AR"/>
         </w:rPr>
-        <w:t xml:space="preserve">El usuario toca Continuar con Google en </w:t>
-      </w:r>
-      <w:proofErr w:type="spellStart"/>
-      <w:r>
-        <w:rPr>
-          <w:lang w:val="es-AR"/>
-        </w:rPr>
-        <w:t>ProfileScreen</w:t>
-      </w:r>
-      <w:proofErr w:type="spellEnd"/>
-      <w:r>
-        <w:rPr>
-          <w:lang w:val="es-AR"/>
-        </w:rPr>
-        <w:t>.</w:t>
+        <w:t>El usuario toca Continuar con Google en ProfileScreen.</w:t>
       </w:r>
     </w:p>
     <w:p>
@@ -3380,53 +2327,8 @@
         <w:pStyle w:val="ListNumber"/>
         <w:spacing w:after="80"/>
       </w:pPr>
-      <w:proofErr w:type="spellStart"/>
-      <w:r>
-        <w:t>CredentialManager</w:t>
-      </w:r>
-      <w:proofErr w:type="spellEnd"/>
-      <w:r>
-        <w:t xml:space="preserve"> </w:t>
-      </w:r>
-      <w:proofErr w:type="spellStart"/>
-      <w:r>
-        <w:t>abre</w:t>
-      </w:r>
-      <w:proofErr w:type="spellEnd"/>
-      <w:r>
-        <w:t xml:space="preserve"> </w:t>
-      </w:r>
-      <w:proofErr w:type="spellStart"/>
-      <w:r>
-        <w:t>el</w:t>
-      </w:r>
-      <w:proofErr w:type="spellEnd"/>
-      <w:r>
-        <w:t xml:space="preserve"> </w:t>
-      </w:r>
-      <w:proofErr w:type="spellStart"/>
-      <w:r>
-        <w:t>flujo</w:t>
-      </w:r>
-      <w:proofErr w:type="spellEnd"/>
-      <w:r>
-        <w:t xml:space="preserve"> de Google </w:t>
-      </w:r>
-      <w:proofErr w:type="spellStart"/>
-      <w:r>
-        <w:t>usando</w:t>
-      </w:r>
-      <w:proofErr w:type="spellEnd"/>
-      <w:r>
-        <w:t xml:space="preserve"> </w:t>
-      </w:r>
-      <w:proofErr w:type="spellStart"/>
-      <w:r>
-        <w:t>BuildConfig.GOOGLE_WEB_CLIENT_ID</w:t>
-      </w:r>
-      <w:proofErr w:type="spellEnd"/>
-      <w:r>
-        <w:t>.</w:t>
+      <w:r>
+        <w:t>CredentialManager abre el flujo de Google usando BuildConfig.GOOGLE_WEB_CLIENT_ID.</w:t>
       </w:r>
     </w:p>
     <w:p>
@@ -3441,21 +2343,7 @@
         <w:rPr>
           <w:lang w:val="es-AR"/>
         </w:rPr>
-        <w:t xml:space="preserve">Android recibe un Google ID Token y se lo pasa al </w:t>
-      </w:r>
-      <w:proofErr w:type="spellStart"/>
-      <w:r>
-        <w:rPr>
-          <w:lang w:val="es-AR"/>
-        </w:rPr>
-        <w:t>ProfileViewModel</w:t>
-      </w:r>
-      <w:proofErr w:type="spellEnd"/>
-      <w:r>
-        <w:rPr>
-          <w:lang w:val="es-AR"/>
-        </w:rPr>
-        <w:t>.</w:t>
+        <w:t>Android recibe un Google ID Token y se lo pasa al ProfileViewModel.</w:t>
       </w:r>
     </w:p>
     <w:p>
@@ -3463,53 +2351,8 @@
         <w:pStyle w:val="ListNumber"/>
         <w:spacing w:after="80"/>
       </w:pPr>
-      <w:proofErr w:type="spellStart"/>
-      <w:r>
-        <w:t>ProfileRepository</w:t>
-      </w:r>
-      <w:proofErr w:type="spellEnd"/>
-      <w:r>
-        <w:t xml:space="preserve"> </w:t>
-      </w:r>
-      <w:proofErr w:type="spellStart"/>
-      <w:r>
-        <w:t>envia</w:t>
-      </w:r>
-      <w:proofErr w:type="spellEnd"/>
-      <w:r>
-        <w:t xml:space="preserve"> POST /</w:t>
-      </w:r>
-      <w:proofErr w:type="spellStart"/>
-      <w:r>
-        <w:t>api</w:t>
-      </w:r>
-      <w:proofErr w:type="spellEnd"/>
-      <w:r>
-        <w:t xml:space="preserve">/auth/google con </w:t>
-      </w:r>
-      <w:proofErr w:type="spellStart"/>
-      <w:r>
-        <w:t>el</w:t>
-      </w:r>
-      <w:proofErr w:type="spellEnd"/>
-      <w:r>
-        <w:t xml:space="preserve"> </w:t>
-      </w:r>
-      <w:proofErr w:type="spellStart"/>
-      <w:r>
-        <w:t>id_token</w:t>
-      </w:r>
-      <w:proofErr w:type="spellEnd"/>
-      <w:r>
-        <w:t xml:space="preserve"> </w:t>
-      </w:r>
-      <w:proofErr w:type="spellStart"/>
-      <w:r>
-        <w:t>usando</w:t>
-      </w:r>
-      <w:proofErr w:type="spellEnd"/>
-      <w:r>
-        <w:t xml:space="preserve"> Retrofit.</w:t>
+      <w:r>
+        <w:t>ProfileRepository envia POST /api/auth/google con el id_token usando Retrofit.</w:t>
       </w:r>
     </w:p>
     <w:p>
@@ -3517,37 +2360,8 @@
         <w:pStyle w:val="ListNumber"/>
         <w:spacing w:after="80"/>
       </w:pPr>
-      <w:proofErr w:type="spellStart"/>
-      <w:r>
-        <w:t>AuthService</w:t>
-      </w:r>
-      <w:proofErr w:type="spellEnd"/>
-      <w:r>
-        <w:t xml:space="preserve"> </w:t>
-      </w:r>
-      <w:proofErr w:type="spellStart"/>
-      <w:r>
-        <w:t>verifica</w:t>
-      </w:r>
-      <w:proofErr w:type="spellEnd"/>
-      <w:r>
-        <w:t xml:space="preserve"> </w:t>
-      </w:r>
-      <w:proofErr w:type="spellStart"/>
-      <w:r>
-        <w:t>el</w:t>
-      </w:r>
-      <w:proofErr w:type="spellEnd"/>
-      <w:r>
-        <w:t xml:space="preserve"> token con google.oauth2.id_token.verify_oauth2_token y </w:t>
-      </w:r>
-      <w:proofErr w:type="spellStart"/>
-      <w:r>
-        <w:t>valida</w:t>
-      </w:r>
-      <w:proofErr w:type="spellEnd"/>
-      <w:r>
-        <w:t xml:space="preserve"> la audiencia contra GOOGLE_WEB_CLIENT_ID.</w:t>
+      <w:r>
+        <w:t>AuthService verifica el token con google.oauth2.id_token.verify_oauth2_token y valida la audiencia contra GOOGLE_WEB_CLIENT_ID.</w:t>
       </w:r>
     </w:p>
     <w:p>
@@ -3562,35 +2376,7 @@
         <w:rPr>
           <w:lang w:val="es-AR"/>
         </w:rPr>
-        <w:t xml:space="preserve">El </w:t>
-      </w:r>
-      <w:proofErr w:type="spellStart"/>
-      <w:r>
-        <w:rPr>
-          <w:lang w:val="es-AR"/>
-        </w:rPr>
-        <w:t>backend</w:t>
-      </w:r>
-      <w:proofErr w:type="spellEnd"/>
-      <w:r>
-        <w:rPr>
-          <w:lang w:val="es-AR"/>
-        </w:rPr>
-        <w:t xml:space="preserve"> crea o actualiza el usuario por </w:t>
-      </w:r>
-      <w:proofErr w:type="spellStart"/>
-      <w:r>
-        <w:rPr>
-          <w:lang w:val="es-AR"/>
-        </w:rPr>
-        <w:t>google_sub</w:t>
-      </w:r>
-      <w:proofErr w:type="spellEnd"/>
-      <w:r>
-        <w:rPr>
-          <w:lang w:val="es-AR"/>
-        </w:rPr>
-        <w:t xml:space="preserve">, genera una </w:t>
+        <w:t xml:space="preserve">El backend crea o actualiza el usuario por google_sub, genera una </w:t>
       </w:r>
       <w:r>
         <w:rPr>
@@ -3602,35 +2388,7 @@
         <w:rPr>
           <w:lang w:val="es-AR"/>
         </w:rPr>
-        <w:t xml:space="preserve"> propia, guarda el hash del token en </w:t>
-      </w:r>
-      <w:proofErr w:type="spellStart"/>
-      <w:r>
-        <w:rPr>
-          <w:lang w:val="es-AR"/>
-        </w:rPr>
-        <w:t>user_sessions</w:t>
-      </w:r>
-      <w:proofErr w:type="spellEnd"/>
-      <w:r>
-        <w:rPr>
-          <w:lang w:val="es-AR"/>
-        </w:rPr>
-        <w:t xml:space="preserve"> y devuelve token + </w:t>
-      </w:r>
-      <w:proofErr w:type="spellStart"/>
-      <w:r>
-        <w:rPr>
-          <w:lang w:val="es-AR"/>
-        </w:rPr>
-        <w:t>user</w:t>
-      </w:r>
-      <w:proofErr w:type="spellEnd"/>
-      <w:r>
-        <w:rPr>
-          <w:lang w:val="es-AR"/>
-        </w:rPr>
-        <w:t>.</w:t>
+        <w:t xml:space="preserve"> propia, guarda el hash del token en user_sessions y devuelve token + user.</w:t>
       </w:r>
     </w:p>
     <w:p>
@@ -3645,21 +2403,7 @@
         <w:rPr>
           <w:lang w:val="es-AR"/>
         </w:rPr>
-        <w:t xml:space="preserve">El </w:t>
-      </w:r>
-      <w:proofErr w:type="spellStart"/>
-      <w:r>
-        <w:rPr>
-          <w:lang w:val="es-AR"/>
-        </w:rPr>
-        <w:t>frontend</w:t>
-      </w:r>
-      <w:proofErr w:type="spellEnd"/>
-      <w:r>
-        <w:rPr>
-          <w:lang w:val="es-AR"/>
-        </w:rPr>
-        <w:t xml:space="preserve"> guarda la </w:t>
+        <w:t xml:space="preserve">El frontend guarda la </w:t>
       </w:r>
       <w:r>
         <w:rPr>
@@ -3671,77 +2415,7 @@
         <w:rPr>
           <w:lang w:val="es-AR"/>
         </w:rPr>
-        <w:t xml:space="preserve"> en </w:t>
-      </w:r>
-      <w:proofErr w:type="spellStart"/>
-      <w:r>
-        <w:rPr>
-          <w:lang w:val="es-AR"/>
-        </w:rPr>
-        <w:t>DataStore</w:t>
-      </w:r>
-      <w:proofErr w:type="spellEnd"/>
-      <w:r>
-        <w:rPr>
-          <w:lang w:val="es-AR"/>
-        </w:rPr>
-        <w:t xml:space="preserve"> y, desde entonces, </w:t>
-      </w:r>
-      <w:proofErr w:type="spellStart"/>
-      <w:r>
-        <w:rPr>
-          <w:lang w:val="es-AR"/>
-        </w:rPr>
-        <w:t>AuthInterceptor</w:t>
-      </w:r>
-      <w:proofErr w:type="spellEnd"/>
-      <w:r>
-        <w:rPr>
-          <w:lang w:val="es-AR"/>
-        </w:rPr>
-        <w:t xml:space="preserve"> adjunta el Bearer token a </w:t>
-      </w:r>
-      <w:proofErr w:type="spellStart"/>
-      <w:r>
-        <w:rPr>
-          <w:lang w:val="es-AR"/>
-        </w:rPr>
-        <w:t>vault</w:t>
-      </w:r>
-      <w:proofErr w:type="spellEnd"/>
-      <w:r>
-        <w:rPr>
-          <w:lang w:val="es-AR"/>
-        </w:rPr>
-        <w:t xml:space="preserve">, </w:t>
-      </w:r>
-      <w:proofErr w:type="spellStart"/>
-      <w:r>
-        <w:rPr>
-          <w:lang w:val="es-AR"/>
-        </w:rPr>
-        <w:t>users</w:t>
-      </w:r>
-      <w:proofErr w:type="spellEnd"/>
-      <w:r>
-        <w:rPr>
-          <w:lang w:val="es-AR"/>
-        </w:rPr>
-        <w:t xml:space="preserve">/me y </w:t>
-      </w:r>
-      <w:proofErr w:type="spellStart"/>
-      <w:r>
-        <w:rPr>
-          <w:lang w:val="es-AR"/>
-        </w:rPr>
-        <w:t>orders</w:t>
-      </w:r>
-      <w:proofErr w:type="spellEnd"/>
-      <w:r>
-        <w:rPr>
-          <w:lang w:val="es-AR"/>
-        </w:rPr>
-        <w:t>/me.</w:t>
+        <w:t xml:space="preserve"> en DataStore y, desde entonces, AuthInterceptor adjunta el Bearer token a vault, users/me y orders/me.</w:t>
       </w:r>
     </w:p>
     <w:p>
@@ -3780,21 +2454,7 @@
         <w:rPr>
           <w:lang w:val="es-AR"/>
         </w:rPr>
-        <w:t xml:space="preserve">. La API de Google interviene en dos momentos: primero en Android para obtener el ID token y luego en el </w:t>
-      </w:r>
-      <w:proofErr w:type="spellStart"/>
-      <w:r>
-        <w:rPr>
-          <w:lang w:val="es-AR"/>
-        </w:rPr>
-        <w:t>backend</w:t>
-      </w:r>
-      <w:proofErr w:type="spellEnd"/>
-      <w:r>
-        <w:rPr>
-          <w:lang w:val="es-AR"/>
-        </w:rPr>
-        <w:t xml:space="preserve"> para verificarlo antes de crear la </w:t>
+        <w:t xml:space="preserve">. La API de Google interviene en dos momentos: primero en Android para obtener el ID token y luego en el backend para verificarlo antes de crear la </w:t>
       </w:r>
       <w:r>
         <w:rPr>
@@ -3884,13 +2544,8 @@
       </w:pPr>
       <w:r>
         <w:lastRenderedPageBreak/>
-        <w:t xml:space="preserve">10. Endpoints y </w:t>
-      </w:r>
-      <w:proofErr w:type="spellStart"/>
-      <w:r>
-        <w:t>responsabilidades</w:t>
-      </w:r>
-      <w:proofErr w:type="spellEnd"/>
+        <w:t>10. Endpoints y responsabilidades</w:t>
+      </w:r>
     </w:p>
     <w:tbl>
       <w:tblPr>
@@ -3956,33 +2611,11 @@
             <w:tcW w:w="5832" w:type="dxa"/>
           </w:tcPr>
           <w:p>
-            <w:proofErr w:type="spellStart"/>
             <w:r>
               <w:rPr>
                 <w:sz w:val="19"/>
               </w:rPr>
-              <w:t>Verificar</w:t>
-            </w:r>
-            <w:proofErr w:type="spellEnd"/>
-            <w:r>
-              <w:rPr>
-                <w:sz w:val="19"/>
-              </w:rPr>
-              <w:t xml:space="preserve"> </w:t>
-            </w:r>
-            <w:proofErr w:type="spellStart"/>
-            <w:r>
-              <w:rPr>
-                <w:sz w:val="19"/>
-              </w:rPr>
-              <w:t>disponibilidad</w:t>
-            </w:r>
-            <w:proofErr w:type="spellEnd"/>
-            <w:r>
-              <w:rPr>
-                <w:sz w:val="19"/>
-              </w:rPr>
-              <w:t xml:space="preserve"> del backend.</w:t>
+              <w:t>Verificar disponibilidad del backend.</w:t>
             </w:r>
           </w:p>
         </w:tc>
@@ -3997,30 +2630,8 @@
               <w:rPr>
                 <w:sz w:val="19"/>
               </w:rPr>
-              <w:t>GET /</w:t>
+              <w:t>GET /api/pokemon</w:t>
             </w:r>
-            <w:proofErr w:type="spellStart"/>
-            <w:r>
-              <w:rPr>
-                <w:sz w:val="19"/>
-              </w:rPr>
-              <w:t>api</w:t>
-            </w:r>
-            <w:proofErr w:type="spellEnd"/>
-            <w:r>
-              <w:rPr>
-                <w:sz w:val="19"/>
-              </w:rPr>
-              <w:t>/</w:t>
-            </w:r>
-            <w:proofErr w:type="spellStart"/>
-            <w:r>
-              <w:rPr>
-                <w:sz w:val="19"/>
-              </w:rPr>
-              <w:t>pokemon</w:t>
-            </w:r>
-            <w:proofErr w:type="spellEnd"/>
           </w:p>
         </w:tc>
         <w:tc>
@@ -4053,35 +2664,7 @@
               <w:rPr>
                 <w:sz w:val="19"/>
               </w:rPr>
-              <w:t>GET /</w:t>
-            </w:r>
-            <w:proofErr w:type="spellStart"/>
-            <w:r>
-              <w:rPr>
-                <w:sz w:val="19"/>
-              </w:rPr>
-              <w:t>api</w:t>
-            </w:r>
-            <w:proofErr w:type="spellEnd"/>
-            <w:r>
-              <w:rPr>
-                <w:sz w:val="19"/>
-              </w:rPr>
-              <w:t>/</w:t>
-            </w:r>
-            <w:proofErr w:type="spellStart"/>
-            <w:r>
-              <w:rPr>
-                <w:sz w:val="19"/>
-              </w:rPr>
-              <w:t>pokemon</w:t>
-            </w:r>
-            <w:proofErr w:type="spellEnd"/>
-            <w:r>
-              <w:rPr>
-                <w:sz w:val="19"/>
-              </w:rPr>
-              <w:t>/search</w:t>
+              <w:t>GET /api/pokemon/search</w:t>
             </w:r>
           </w:p>
         </w:tc>
@@ -4129,35 +2712,7 @@
               <w:rPr>
                 <w:sz w:val="19"/>
               </w:rPr>
-              <w:t>GET /</w:t>
-            </w:r>
-            <w:proofErr w:type="spellStart"/>
-            <w:r>
-              <w:rPr>
-                <w:sz w:val="19"/>
-              </w:rPr>
-              <w:t>api</w:t>
-            </w:r>
-            <w:proofErr w:type="spellEnd"/>
-            <w:r>
-              <w:rPr>
-                <w:sz w:val="19"/>
-              </w:rPr>
-              <w:t>/</w:t>
-            </w:r>
-            <w:proofErr w:type="spellStart"/>
-            <w:r>
-              <w:rPr>
-                <w:sz w:val="19"/>
-              </w:rPr>
-              <w:t>pokemon</w:t>
-            </w:r>
-            <w:proofErr w:type="spellEnd"/>
-            <w:r>
-              <w:rPr>
-                <w:sz w:val="19"/>
-              </w:rPr>
-              <w:t>/{id}</w:t>
+              <w:t>GET /api/pokemon/{id}</w:t>
             </w:r>
           </w:p>
         </w:tc>
@@ -4191,21 +2746,7 @@
               <w:rPr>
                 <w:sz w:val="19"/>
               </w:rPr>
-              <w:t>POST /</w:t>
-            </w:r>
-            <w:proofErr w:type="spellStart"/>
-            <w:r>
-              <w:rPr>
-                <w:sz w:val="19"/>
-              </w:rPr>
-              <w:t>api</w:t>
-            </w:r>
-            <w:proofErr w:type="spellEnd"/>
-            <w:r>
-              <w:rPr>
-                <w:sz w:val="19"/>
-              </w:rPr>
-              <w:t>/auth/google</w:t>
+              <w:t>POST /api/auth/google</w:t>
             </w:r>
           </w:p>
         </w:tc>
@@ -4238,23 +2779,7 @@
                 <w:sz w:val="19"/>
                 <w:lang w:val="es-AR"/>
               </w:rPr>
-              <w:t xml:space="preserve"> </w:t>
-            </w:r>
-            <w:proofErr w:type="spellStart"/>
-            <w:r>
-              <w:rPr>
-                <w:sz w:val="19"/>
-                <w:lang w:val="es-AR"/>
-              </w:rPr>
-              <w:t>PokeVault</w:t>
-            </w:r>
-            <w:proofErr w:type="spellEnd"/>
-            <w:r>
-              <w:rPr>
-                <w:sz w:val="19"/>
-                <w:lang w:val="es-AR"/>
-              </w:rPr>
-              <w:t>.</w:t>
+              <w:t xml:space="preserve"> PokeVault.</w:t>
             </w:r>
           </w:p>
         </w:tc>
@@ -4269,21 +2794,7 @@
               <w:rPr>
                 <w:sz w:val="19"/>
               </w:rPr>
-              <w:t>POST /</w:t>
-            </w:r>
-            <w:proofErr w:type="spellStart"/>
-            <w:r>
-              <w:rPr>
-                <w:sz w:val="19"/>
-              </w:rPr>
-              <w:t>api</w:t>
-            </w:r>
-            <w:proofErr w:type="spellEnd"/>
-            <w:r>
-              <w:rPr>
-                <w:sz w:val="19"/>
-              </w:rPr>
-              <w:t>/auth/logout</w:t>
+              <w:t>POST /api/auth/logout</w:t>
             </w:r>
           </w:p>
         </w:tc>
@@ -4292,33 +2803,11 @@
             <w:tcW w:w="5832" w:type="dxa"/>
           </w:tcPr>
           <w:p>
-            <w:proofErr w:type="spellStart"/>
             <w:r>
               <w:rPr>
                 <w:sz w:val="19"/>
               </w:rPr>
-              <w:t>Revocar</w:t>
-            </w:r>
-            <w:proofErr w:type="spellEnd"/>
-            <w:r>
-              <w:rPr>
-                <w:sz w:val="19"/>
-              </w:rPr>
-              <w:t xml:space="preserve"> la </w:t>
-            </w:r>
-            <w:proofErr w:type="spellStart"/>
-            <w:r>
-              <w:rPr>
-                <w:sz w:val="19"/>
-              </w:rPr>
-              <w:t>sesion</w:t>
-            </w:r>
-            <w:proofErr w:type="spellEnd"/>
-            <w:r>
-              <w:rPr>
-                <w:sz w:val="19"/>
-              </w:rPr>
-              <w:t xml:space="preserve"> actual.</w:t>
+              <w:t>Revocar la sesion actual.</w:t>
             </w:r>
           </w:p>
         </w:tc>
@@ -4333,21 +2822,7 @@
               <w:rPr>
                 <w:sz w:val="19"/>
               </w:rPr>
-              <w:t>GET /</w:t>
-            </w:r>
-            <w:proofErr w:type="spellStart"/>
-            <w:r>
-              <w:rPr>
-                <w:sz w:val="19"/>
-              </w:rPr>
-              <w:t>api</w:t>
-            </w:r>
-            <w:proofErr w:type="spellEnd"/>
-            <w:r>
-              <w:rPr>
-                <w:sz w:val="19"/>
-              </w:rPr>
-              <w:t>/users/me</w:t>
+              <w:t>GET /api/users/me</w:t>
             </w:r>
           </w:p>
         </w:tc>
@@ -4356,47 +2831,11 @@
             <w:tcW w:w="5832" w:type="dxa"/>
           </w:tcPr>
           <w:p>
-            <w:proofErr w:type="spellStart"/>
             <w:r>
               <w:rPr>
                 <w:sz w:val="19"/>
               </w:rPr>
-              <w:t>Recuperar</w:t>
-            </w:r>
-            <w:proofErr w:type="spellEnd"/>
-            <w:r>
-              <w:rPr>
-                <w:sz w:val="19"/>
-              </w:rPr>
-              <w:t xml:space="preserve"> </w:t>
-            </w:r>
-            <w:proofErr w:type="spellStart"/>
-            <w:r>
-              <w:rPr>
-                <w:sz w:val="19"/>
-              </w:rPr>
-              <w:t>perfil</w:t>
-            </w:r>
-            <w:proofErr w:type="spellEnd"/>
-            <w:r>
-              <w:rPr>
-                <w:sz w:val="19"/>
-              </w:rPr>
-              <w:t xml:space="preserve"> </w:t>
-            </w:r>
-            <w:proofErr w:type="spellStart"/>
-            <w:r>
-              <w:rPr>
-                <w:sz w:val="19"/>
-              </w:rPr>
-              <w:t>autenticado</w:t>
-            </w:r>
-            <w:proofErr w:type="spellEnd"/>
-            <w:r>
-              <w:rPr>
-                <w:sz w:val="19"/>
-              </w:rPr>
-              <w:t>.</w:t>
+              <w:t>Recuperar perfil autenticado.</w:t>
             </w:r>
           </w:p>
         </w:tc>
@@ -4411,21 +2850,7 @@
               <w:rPr>
                 <w:sz w:val="19"/>
               </w:rPr>
-              <w:t>GET /</w:t>
-            </w:r>
-            <w:proofErr w:type="spellStart"/>
-            <w:r>
-              <w:rPr>
-                <w:sz w:val="19"/>
-              </w:rPr>
-              <w:t>api</w:t>
-            </w:r>
-            <w:proofErr w:type="spellEnd"/>
-            <w:r>
-              <w:rPr>
-                <w:sz w:val="19"/>
-              </w:rPr>
-              <w:t>/vault/me</w:t>
+              <w:t>GET /api/vault/me</w:t>
             </w:r>
           </w:p>
         </w:tc>
@@ -4444,23 +2869,7 @@
                 <w:sz w:val="19"/>
                 <w:lang w:val="es-AR"/>
               </w:rPr>
-              <w:t>Listar favoritos/</w:t>
-            </w:r>
-            <w:proofErr w:type="spellStart"/>
-            <w:r>
-              <w:rPr>
-                <w:sz w:val="19"/>
-                <w:lang w:val="es-AR"/>
-              </w:rPr>
-              <w:t>vault</w:t>
-            </w:r>
-            <w:proofErr w:type="spellEnd"/>
-            <w:r>
-              <w:rPr>
-                <w:sz w:val="19"/>
-                <w:lang w:val="es-AR"/>
-              </w:rPr>
-              <w:t xml:space="preserve"> del usuario.</w:t>
+              <w:t>Listar favoritos/vault del usuario.</w:t>
             </w:r>
           </w:p>
         </w:tc>
@@ -4475,21 +2884,7 @@
               <w:rPr>
                 <w:sz w:val="19"/>
               </w:rPr>
-              <w:t>POST /</w:t>
-            </w:r>
-            <w:proofErr w:type="spellStart"/>
-            <w:r>
-              <w:rPr>
-                <w:sz w:val="19"/>
-              </w:rPr>
-              <w:t>api</w:t>
-            </w:r>
-            <w:proofErr w:type="spellEnd"/>
-            <w:r>
-              <w:rPr>
-                <w:sz w:val="19"/>
-              </w:rPr>
-              <w:t>/vault/me/items</w:t>
+              <w:t>POST /api/vault/me/items</w:t>
             </w:r>
           </w:p>
         </w:tc>
@@ -4498,19 +2893,11 @@
             <w:tcW w:w="5832" w:type="dxa"/>
           </w:tcPr>
           <w:p>
-            <w:proofErr w:type="spellStart"/>
             <w:r>
               <w:rPr>
                 <w:sz w:val="19"/>
               </w:rPr>
-              <w:t>Agregar</w:t>
-            </w:r>
-            <w:proofErr w:type="spellEnd"/>
-            <w:r>
-              <w:rPr>
-                <w:sz w:val="19"/>
-              </w:rPr>
-              <w:t xml:space="preserve"> carta al vault.</w:t>
+              <w:t>Agregar carta al vault.</w:t>
             </w:r>
           </w:p>
         </w:tc>
@@ -4525,35 +2912,7 @@
               <w:rPr>
                 <w:sz w:val="19"/>
               </w:rPr>
-              <w:t>DELETE /</w:t>
-            </w:r>
-            <w:proofErr w:type="spellStart"/>
-            <w:r>
-              <w:rPr>
-                <w:sz w:val="19"/>
-              </w:rPr>
-              <w:t>api</w:t>
-            </w:r>
-            <w:proofErr w:type="spellEnd"/>
-            <w:r>
-              <w:rPr>
-                <w:sz w:val="19"/>
-              </w:rPr>
-              <w:t>/vault/me/items/{</w:t>
-            </w:r>
-            <w:proofErr w:type="spellStart"/>
-            <w:r>
-              <w:rPr>
-                <w:sz w:val="19"/>
-              </w:rPr>
-              <w:t>pokemon_id</w:t>
-            </w:r>
-            <w:proofErr w:type="spellEnd"/>
-            <w:r>
-              <w:rPr>
-                <w:sz w:val="19"/>
-              </w:rPr>
-              <w:t>}</w:t>
+              <w:t>DELETE /api/vault/me/items/{pokemon_id}</w:t>
             </w:r>
           </w:p>
         </w:tc>
@@ -4562,19 +2921,11 @@
             <w:tcW w:w="5832" w:type="dxa"/>
           </w:tcPr>
           <w:p>
-            <w:proofErr w:type="spellStart"/>
             <w:r>
               <w:rPr>
                 <w:sz w:val="19"/>
               </w:rPr>
-              <w:t>Quitar</w:t>
-            </w:r>
-            <w:proofErr w:type="spellEnd"/>
-            <w:r>
-              <w:rPr>
-                <w:sz w:val="19"/>
-              </w:rPr>
-              <w:t xml:space="preserve"> carta del vault.</w:t>
+              <w:t>Quitar carta del vault.</w:t>
             </w:r>
           </w:p>
         </w:tc>
@@ -4589,21 +2940,7 @@
               <w:rPr>
                 <w:sz w:val="19"/>
               </w:rPr>
-              <w:t>GET /</w:t>
-            </w:r>
-            <w:proofErr w:type="spellStart"/>
-            <w:r>
-              <w:rPr>
-                <w:sz w:val="19"/>
-              </w:rPr>
-              <w:t>api</w:t>
-            </w:r>
-            <w:proofErr w:type="spellEnd"/>
-            <w:r>
-              <w:rPr>
-                <w:sz w:val="19"/>
-              </w:rPr>
-              <w:t>/orders/me</w:t>
+              <w:t>GET /api/orders/me</w:t>
             </w:r>
           </w:p>
         </w:tc>
@@ -4612,47 +2949,11 @@
             <w:tcW w:w="5832" w:type="dxa"/>
           </w:tcPr>
           <w:p>
-            <w:proofErr w:type="spellStart"/>
             <w:r>
               <w:rPr>
                 <w:sz w:val="19"/>
               </w:rPr>
-              <w:t>Listar</w:t>
-            </w:r>
-            <w:proofErr w:type="spellEnd"/>
-            <w:r>
-              <w:rPr>
-                <w:sz w:val="19"/>
-              </w:rPr>
-              <w:t xml:space="preserve"> </w:t>
-            </w:r>
-            <w:proofErr w:type="spellStart"/>
-            <w:r>
-              <w:rPr>
-                <w:sz w:val="19"/>
-              </w:rPr>
-              <w:t>ordenes</w:t>
-            </w:r>
-            <w:proofErr w:type="spellEnd"/>
-            <w:r>
-              <w:rPr>
-                <w:sz w:val="19"/>
-              </w:rPr>
-              <w:t xml:space="preserve"> del </w:t>
-            </w:r>
-            <w:proofErr w:type="spellStart"/>
-            <w:r>
-              <w:rPr>
-                <w:sz w:val="19"/>
-              </w:rPr>
-              <w:t>usuario</w:t>
-            </w:r>
-            <w:proofErr w:type="spellEnd"/>
-            <w:r>
-              <w:rPr>
-                <w:sz w:val="19"/>
-              </w:rPr>
-              <w:t>.</w:t>
+              <w:t>Listar ordenes del usuario.</w:t>
             </w:r>
           </w:p>
         </w:tc>
@@ -4667,21 +2968,7 @@
               <w:rPr>
                 <w:sz w:val="19"/>
               </w:rPr>
-              <w:t>POST /</w:t>
-            </w:r>
-            <w:proofErr w:type="spellStart"/>
-            <w:r>
-              <w:rPr>
-                <w:sz w:val="19"/>
-              </w:rPr>
-              <w:t>api</w:t>
-            </w:r>
-            <w:proofErr w:type="spellEnd"/>
-            <w:r>
-              <w:rPr>
-                <w:sz w:val="19"/>
-              </w:rPr>
-              <w:t>/orders/me</w:t>
+              <w:t>POST /api/orders/me</w:t>
             </w:r>
           </w:p>
         </w:tc>
@@ -4732,21 +3019,8 @@
         <w:pStyle w:val="Heading1"/>
       </w:pPr>
       <w:r>
-        <w:t xml:space="preserve">11. </w:t>
-      </w:r>
-      <w:proofErr w:type="spellStart"/>
-      <w:r>
-        <w:t>Resumen</w:t>
-      </w:r>
-      <w:proofErr w:type="spellEnd"/>
-      <w:r>
-        <w:t xml:space="preserve"> </w:t>
-      </w:r>
-      <w:proofErr w:type="spellStart"/>
-      <w:r>
-        <w:t>tecnico</w:t>
-      </w:r>
-      <w:proofErr w:type="spellEnd"/>
+        <w:t>11. Resumen tecnico</w:t>
+      </w:r>
     </w:p>
     <w:p>
       <w:pPr>
@@ -4754,26 +3028,13 @@
         <w:spacing w:after="80"/>
       </w:pPr>
       <w:r>
-        <w:t xml:space="preserve">Frontend: Android Kotlin, Jetpack Compose, Navigation Compose, Hilt, Retrofit, </w:t>
-      </w:r>
-      <w:proofErr w:type="spellStart"/>
-      <w:r>
-        <w:t>OkHttp</w:t>
+        <w:t>Frontend: Android Kotlin, Jetpack Compose, Navigation Compose, Hilt, Retrofit, OkHttp</w:t>
       </w:r>
       <w:r>
         <w:t>s</w:t>
       </w:r>
-      <w:proofErr w:type="spellEnd"/>
-      <w:r>
-        <w:t xml:space="preserve">, Moshi, Room, </w:t>
-      </w:r>
-      <w:proofErr w:type="spellStart"/>
-      <w:r>
-        <w:t>DataStore</w:t>
-      </w:r>
-      <w:proofErr w:type="spellEnd"/>
-      <w:r>
-        <w:t>, Coil y Credential Manager.</w:t>
+      <w:r>
+        <w:t>, Moshi, Room, DataStore, Coil y Credential Manager.</w:t>
       </w:r>
     </w:p>
     <w:p>
@@ -4782,39 +3043,7 @@
         <w:spacing w:after="80"/>
       </w:pPr>
       <w:r>
-        <w:t xml:space="preserve">Backend: </w:t>
-      </w:r>
-      <w:proofErr w:type="spellStart"/>
-      <w:r>
-        <w:t>FastAPI</w:t>
-      </w:r>
-      <w:proofErr w:type="spellEnd"/>
-      <w:r>
-        <w:t xml:space="preserve">, </w:t>
-      </w:r>
-      <w:proofErr w:type="spellStart"/>
-      <w:r>
-        <w:t>Pydantic</w:t>
-      </w:r>
-      <w:proofErr w:type="spellEnd"/>
-      <w:r>
-        <w:t xml:space="preserve"> Settings, </w:t>
-      </w:r>
-      <w:proofErr w:type="spellStart"/>
-      <w:r>
-        <w:t>PyMySQL</w:t>
-      </w:r>
-      <w:proofErr w:type="spellEnd"/>
-      <w:r>
-        <w:t xml:space="preserve">, google-auth, requests y </w:t>
-      </w:r>
-      <w:proofErr w:type="spellStart"/>
-      <w:r>
-        <w:t>Uvicorn</w:t>
-      </w:r>
-      <w:proofErr w:type="spellEnd"/>
-      <w:r>
-        <w:t>.</w:t>
+        <w:t>Backend: FastAPI, Pydantic Settings, PyMySQL, google-auth, requests y Uvicorn.</w:t>
       </w:r>
     </w:p>
     <w:p>
@@ -4868,21 +3097,7 @@
         <w:rPr>
           <w:lang w:val="es-AR"/>
         </w:rPr>
-        <w:t xml:space="preserve">Seguridad: Google ID token solo se usa para </w:t>
-      </w:r>
-      <w:proofErr w:type="spellStart"/>
-      <w:r>
-        <w:rPr>
-          <w:lang w:val="es-AR"/>
-        </w:rPr>
-        <w:t>login</w:t>
-      </w:r>
-      <w:proofErr w:type="spellEnd"/>
-      <w:r>
-        <w:rPr>
-          <w:lang w:val="es-AR"/>
-        </w:rPr>
-        <w:t xml:space="preserve">; luego la app opera con token de </w:t>
+        <w:t xml:space="preserve">Seguridad: Google ID token solo se usa para login; luego la app opera con token de </w:t>
       </w:r>
       <w:r>
         <w:rPr>
@@ -4909,41 +3124,13 @@
         <w:rPr>
           <w:lang w:val="es-AR"/>
         </w:rPr>
-        <w:t xml:space="preserve">Integraciones de datos: </w:t>
-      </w:r>
-      <w:proofErr w:type="spellStart"/>
-      <w:r>
-        <w:rPr>
-          <w:lang w:val="es-AR"/>
-        </w:rPr>
-        <w:t>seed</w:t>
-      </w:r>
-      <w:proofErr w:type="spellEnd"/>
-      <w:r>
-        <w:rPr>
-          <w:lang w:val="es-AR"/>
-        </w:rPr>
-        <w:t xml:space="preserve"> desde poke_cards.txt</w:t>
-      </w:r>
-      <w:r>
-        <w:rPr>
-          <w:lang w:val="es-AR"/>
-        </w:rPr>
-        <w:t xml:space="preserve"> (se usó un archivo </w:t>
-      </w:r>
-      <w:proofErr w:type="spellStart"/>
-      <w:r>
-        <w:rPr>
-          <w:lang w:val="es-AR"/>
-        </w:rPr>
-        <w:t>json</w:t>
-      </w:r>
-      <w:proofErr w:type="spellEnd"/>
-      <w:r>
-        <w:rPr>
-          <w:lang w:val="es-AR"/>
-        </w:rPr>
-        <w:t xml:space="preserve"> para migrar y elegir las cartas dentro de la base de datos)</w:t>
+        <w:t>Integraciones de datos: seed desde poke_cards.txt</w:t>
+      </w:r>
+      <w:r>
+        <w:rPr>
+          <w:lang w:val="es-AR"/>
+        </w:rPr>
+        <w:t xml:space="preserve"> (se usó un archivo json para migrar y elegir las cartas dentro de la base de datos)</w:t>
       </w:r>
     </w:p>
     <w:p>
@@ -4984,19 +3171,11 @@
           <w:lang w:val="es-AR"/>
         </w:rPr>
       </w:pPr>
-      <w:proofErr w:type="spellStart"/>
-      <w:r>
-        <w:rPr>
-          <w:lang w:val="es-AR"/>
-        </w:rPr>
-        <w:t>Figma</w:t>
-      </w:r>
-      <w:proofErr w:type="spellEnd"/>
-      <w:r>
-        <w:rPr>
-          <w:lang w:val="es-AR"/>
-        </w:rPr>
-        <w:t xml:space="preserve">: </w:t>
+      <w:r>
+        <w:rPr>
+          <w:lang w:val="es-AR"/>
+        </w:rPr>
+        <w:t xml:space="preserve">Figma: </w:t>
       </w:r>
       <w:hyperlink r:id="rId11" w:history="1">
         <w:r>
@@ -5020,13 +3199,7 @@
         <w:rPr>
           <w:lang w:val="es-AR"/>
         </w:rPr>
-        <w:t xml:space="preserve">Trello: </w:t>
-      </w:r>
-      <w:r>
-        <w:rPr>
-          <w:lang w:val="es-AR"/>
-        </w:rPr>
-        <w:t>https://trello.com/invite/b/6a06647b49dbea108ad066fc/ATTI0875af318c060d9c6a4b4f1eed5534fa8D2E433B/tp-desarrollo-de-aplicaciones-i-aplicaciones-moviles</w:t>
+        <w:t>Trello: https://trello.com/invite/b/6a06647b49dbea108ad066fc/ATTI0875af318c060d9c6a4b4f1eed5534fa8D2E433B/tp-desarrollo-de-aplicaciones-i-aplicaciones-moviles</w:t>
       </w:r>
       <w:r>
         <w:rPr>
@@ -5080,41 +3253,13 @@
         <w:lang w:val="es-AR"/>
       </w:rPr>
     </w:pPr>
-    <w:proofErr w:type="spellStart"/>
     <w:r>
       <w:rPr>
         <w:color w:val="565C65"/>
         <w:sz w:val="18"/>
         <w:lang w:val="es-AR"/>
       </w:rPr>
-      <w:t>PokeVault</w:t>
-    </w:r>
-    <w:proofErr w:type="spellEnd"/>
-    <w:r>
-      <w:rPr>
-        <w:color w:val="565C65"/>
-        <w:sz w:val="18"/>
-        <w:lang w:val="es-AR"/>
-      </w:rPr>
-      <w:t xml:space="preserve"> - Arquitectura de la </w:t>
-    </w:r>
-    <w:proofErr w:type="spellStart"/>
-    <w:r>
-      <w:rPr>
-        <w:color w:val="565C65"/>
-        <w:sz w:val="18"/>
-        <w:lang w:val="es-AR"/>
-      </w:rPr>
-      <w:t>aplicacionPokeVault</w:t>
-    </w:r>
-    <w:proofErr w:type="spellEnd"/>
-    <w:r>
-      <w:rPr>
-        <w:color w:val="565C65"/>
-        <w:sz w:val="18"/>
-        <w:lang w:val="es-AR"/>
-      </w:rPr>
-      <w:t xml:space="preserve"> </w:t>
+      <w:t xml:space="preserve">PokeVault - Arquitectura de la aplicacionPokeVault </w:t>
     </w:r>
     <w:r>
       <w:rPr>
